--- a/docs/assets/tempales/LR3.docx
+++ b/docs/assets/tempales/LR3.docx
@@ -54,7 +54,7 @@
     </w:p>
     <w:p>
       <w:pPr>
-        <w:spacing w:after="0"/>
+        <w:spacing w:after="0" w:line="240" w:lineRule="auto"/>
         <w:ind w:right="-1"/>
         <w:jc w:val="center"/>
         <w:rPr>
@@ -80,7 +80,7 @@
     </w:p>
     <w:p>
       <w:pPr>
-        <w:spacing w:after="0"/>
+        <w:spacing w:after="0" w:line="240" w:lineRule="auto"/>
         <w:ind w:right="-1"/>
         <w:jc w:val="center"/>
         <w:rPr>
@@ -99,7 +99,7 @@
           <w:sz w:val="26"/>
           <w:szCs w:val="26"/>
         </w:rPr>
-        <w:t xml:space="preserve"> ВЫСШЕГО ОБРАЗОВАНИЯ</w:t>
+        <w:t>ВЫСШЕГО ОБРАЗОВАНИЯ</w:t>
       </w:r>
       <w:r>
         <w:rPr>
@@ -113,7 +113,7 @@
     </w:p>
     <w:p>
       <w:pPr>
-        <w:spacing w:after="0"/>
+        <w:spacing w:after="0" w:line="240" w:lineRule="auto"/>
         <w:ind w:right="-1"/>
         <w:jc w:val="center"/>
         <w:rPr>
@@ -164,8 +164,8 @@
       </w:tblPr>
       <w:tblGrid>
         <w:gridCol w:w="3355"/>
-        <w:gridCol w:w="279"/>
-        <w:gridCol w:w="5721"/>
+        <w:gridCol w:w="274"/>
+        <w:gridCol w:w="5442"/>
       </w:tblGrid>
       <w:tr>
         <w:tc>
@@ -177,7 +177,6 @@
             <w:pPr>
               <w:spacing w:after="0" w:line="240" w:lineRule="auto"/>
               <w:ind w:right="-1"/>
-              <w:jc w:val="center"/>
               <w:rPr>
                 <w:rFonts w:ascii="TimesNewRomanPS-BoldMT" w:hAnsi="TimesNewRomanPS-BoldMT"/>
                 <w:color w:val="000000"/>
@@ -254,7 +253,6 @@
             <w:pPr>
               <w:spacing w:after="0" w:line="240" w:lineRule="auto"/>
               <w:ind w:right="-1"/>
-              <w:jc w:val="center"/>
               <w:rPr>
                 <w:rFonts w:ascii="TimesNewRomanPS-BoldMT" w:hAnsi="TimesNewRomanPS-BoldMT"/>
                 <w:b/>
@@ -322,7 +320,6 @@
           <w:p>
             <w:pPr>
               <w:spacing w:after="0" w:line="240" w:lineRule="auto"/>
-              <w:jc w:val="center"/>
               <w:rPr>
                 <w:rFonts w:ascii="TimesNewRomanPS-BoldMT" w:hAnsi="TimesNewRomanPS-BoldMT"/>
                 <w:b/>
@@ -406,7 +403,6 @@
             <w:pPr>
               <w:spacing w:after="0" w:line="240" w:lineRule="auto"/>
               <w:ind w:right="-1"/>
-              <w:jc w:val="center"/>
               <w:rPr>
                 <w:rFonts w:ascii="TimesNewRomanPS-BoldMT" w:hAnsi="TimesNewRomanPS-BoldMT"/>
                 <w:b/>
@@ -481,7 +477,6 @@
           <w:p>
             <w:pPr>
               <w:spacing w:after="0" w:line="240" w:lineRule="auto"/>
-              <w:jc w:val="center"/>
               <w:rPr>
                 <w:rFonts w:ascii="TimesNewRomanPS-BoldMT" w:hAnsi="TimesNewRomanPS-BoldMT"/>
                 <w:b/>
@@ -558,7 +553,6 @@
             <w:pPr>
               <w:spacing w:after="0" w:line="240" w:lineRule="auto"/>
               <w:ind w:right="-1"/>
-              <w:jc w:val="center"/>
               <w:rPr>
                 <w:rFonts w:ascii="TimesNewRomanPS-BoldMT" w:hAnsi="TimesNewRomanPS-BoldMT"/>
                 <w:b/>
@@ -681,6 +675,7 @@
     </w:tbl>
     <w:p>
       <w:pPr>
+        <w:spacing w:line="240" w:lineRule="auto"/>
         <w:ind w:right="-1"/>
         <w:jc w:val="center"/>
         <w:rPr>
@@ -693,6 +688,7 @@
     </w:p>
     <w:p>
       <w:pPr>
+        <w:spacing w:line="240" w:lineRule="auto"/>
         <w:ind w:right="-1"/>
         <w:jc w:val="center"/>
         <w:rPr>
@@ -723,7 +719,17 @@
           <w:sz w:val="28"/>
           <w:szCs w:val="28"/>
         </w:rPr>
-        <w:t xml:space="preserve"> 1</w:t>
+        <w:t xml:space="preserve"> </w:t>
+      </w:r>
+      <w:r>
+        <w:rPr>
+          <w:rFonts w:ascii="TimesNewRomanPS-BoldMT" w:hAnsi="TimesNewRomanPS-BoldMT"/>
+          <w:b/>
+          <w:bCs/>
+          <w:sz w:val="28"/>
+          <w:szCs w:val="28"/>
+        </w:rPr>
+        <w:t>3</w:t>
       </w:r>
     </w:p>
     <w:tbl>
@@ -814,7 +820,7 @@
                 <w:sz w:val="24"/>
                 <w:szCs w:val="24"/>
               </w:rPr>
-              <w:t>Анализ предметной области</w:t>
+              <w:t>Построение архитектуры программного средства</w:t>
             </w:r>
           </w:p>
         </w:tc>
@@ -1046,7 +1052,7 @@
             <w:pPr>
               <w:spacing w:after="0" w:line="240" w:lineRule="auto"/>
               <w:ind w:right="1165"/>
-              <w:jc w:val="both"/>
+              <w:jc w:val="center"/>
               <w:rPr>
                 <w:rFonts w:ascii="TimesNewRomanPSMT" w:hAnsi="TimesNewRomanPSMT"/>
                 <w:color w:val="000000"/>
@@ -1125,6 +1131,7 @@
     </w:tbl>
     <w:p>
       <w:pPr>
+        <w:spacing w:line="240" w:lineRule="auto"/>
         <w:ind w:right="-1"/>
         <w:rPr>
           <w:rFonts w:ascii="TimesNewRomanPSMT" w:hAnsi="TimesNewRomanPSMT"/>
@@ -1525,6 +1532,7 @@
     </w:tbl>
     <w:p>
       <w:pPr>
+        <w:spacing w:line="240" w:lineRule="auto"/>
         <w:ind w:right="-1"/>
         <w:jc w:val="center"/>
         <w:rPr>
@@ -1537,6 +1545,7 @@
     </w:p>
     <w:p>
       <w:pPr>
+        <w:spacing w:line="240" w:lineRule="auto"/>
         <w:ind w:right="-1"/>
         <w:jc w:val="center"/>
         <w:rPr>
@@ -1756,6 +1765,7 @@
     </w:tbl>
     <w:p>
       <w:pPr>
+        <w:spacing w:line="240" w:lineRule="auto"/>
         <w:ind w:right="-1"/>
         <w:rPr>
           <w:rFonts w:ascii="TimesNewRomanPSMT" w:hAnsi="TimesNewRomanPSMT"/>
@@ -1767,6 +1777,7 @@
     </w:p>
     <w:p>
       <w:pPr>
+        <w:spacing w:line="240" w:lineRule="auto"/>
         <w:ind w:right="-1"/>
         <w:rPr>
           <w:rFonts w:ascii="TimesNewRomanPSMT" w:hAnsi="TimesNewRomanPSMT"/>
@@ -1778,6 +1789,7 @@
     </w:p>
     <w:p>
       <w:pPr>
+        <w:spacing w:line="240" w:lineRule="auto"/>
         <w:jc w:val="center"/>
         <w:rPr>
           <w:rFonts w:ascii="TimesNewRomanPS-BoldMT" w:hAnsi="TimesNewRomanPS-BoldMT"/>
@@ -1791,6 +1803,7 @@
     </w:p>
     <w:p>
       <w:pPr>
+        <w:spacing w:line="240" w:lineRule="auto"/>
         <w:jc w:val="center"/>
         <w:rPr>
           <w:rFonts w:ascii="TimesNewRomanPS-BoldMT" w:hAnsi="TimesNewRomanPS-BoldMT"/>
@@ -1804,6 +1817,7 @@
     </w:p>
     <w:p>
       <w:pPr>
+        <w:spacing w:line="240" w:lineRule="auto"/>
         <w:jc w:val="center"/>
         <w:rPr>
           <w:rFonts w:ascii="TimesNewRomanPS-BoldMT" w:hAnsi="TimesNewRomanPS-BoldMT"/>
@@ -1817,6 +1831,7 @@
     </w:p>
     <w:p>
       <w:pPr>
+        <w:spacing w:line="240" w:lineRule="auto"/>
         <w:jc w:val="center"/>
         <w:rPr>
           <w:rFonts w:ascii="TimesNewRomanPS-BoldMT" w:hAnsi="TimesNewRomanPS-BoldMT"/>
@@ -1830,6 +1845,7 @@
     </w:p>
     <w:p>
       <w:pPr>
+        <w:spacing w:line="240" w:lineRule="auto"/>
         <w:jc w:val="center"/>
         <w:rPr>
           <w:rFonts w:ascii="TimesNewRomanPS-BoldMT" w:hAnsi="TimesNewRomanPS-BoldMT"/>
@@ -1843,6 +1859,21 @@
     </w:p>
     <w:p>
       <w:pPr>
+        <w:spacing w:line="240" w:lineRule="auto"/>
+        <w:jc w:val="center"/>
+        <w:rPr>
+          <w:rFonts w:ascii="TimesNewRomanPS-BoldMT" w:hAnsi="TimesNewRomanPS-BoldMT"/>
+          <w:b/>
+          <w:bCs/>
+          <w:color w:val="000000"/>
+          <w:sz w:val="24"/>
+          <w:szCs w:val="24"/>
+        </w:rPr>
+      </w:pPr>
+    </w:p>
+    <w:p>
+      <w:pPr>
+        <w:spacing w:line="240" w:lineRule="auto"/>
         <w:jc w:val="center"/>
         <w:rPr>
           <w:rFonts w:ascii="TimesNewRomanPS-BoldMT" w:hAnsi="TimesNewRomanPS-BoldMT"/>
@@ -1875,23 +1906,1688 @@
         </w:rPr>
         <w:t>_</w:t>
       </w:r>
+      <w:r>
+        <w:rPr>
+          <w:rFonts w:ascii="TimesNewRomanPS-BoldMT" w:hAnsi="TimesNewRomanPS-BoldMT"/>
+          <w:b/>
+          <w:bCs/>
+          <w:color w:val="000000"/>
+          <w:sz w:val="24"/>
+          <w:szCs w:val="24"/>
+        </w:rPr>
+        <w:br w:type="page"/>
+      </w:r>
     </w:p>
     <w:p>
       <w:pPr>
+        <w:spacing w:line="240" w:lineRule="auto"/>
         <w:jc w:val="center"/>
         <w:rPr>
-          <w:lang w:val="en-US"/>
+          <w:rFonts w:ascii="TimesNewRomanPS-BoldMT" w:hAnsi="TimesNewRomanPS-BoldMT"/>
+          <w:b/>
+          <w:bCs/>
+          <w:color w:val="000000"/>
+          <w:sz w:val="24"/>
+          <w:szCs w:val="24"/>
         </w:rPr>
       </w:pPr>
     </w:p>
+    <w:p>
+      <w:pPr>
+        <w:spacing w:after="0" w:line="360" w:lineRule="auto"/>
+        <w:jc w:val="center"/>
+        <w:rPr>
+          <w:rFonts w:ascii="Times New Roman" w:eastAsia="Times New Roman" w:hAnsi="Times New Roman"/>
+          <w:sz w:val="32"/>
+          <w:szCs w:val="32"/>
+        </w:rPr>
+      </w:pPr>
+      <w:commentRangeStart w:id="1"/>
+      <w:r>
+        <w:rPr>
+          <w:rFonts w:ascii="Times New Roman" w:hAnsi="Times New Roman"/>
+          <w:sz w:val="32"/>
+          <w:szCs w:val="32"/>
+        </w:rPr>
+        <w:t>Построение архитектуры программного средства</w:t>
+      </w:r>
+      <w:commentRangeEnd w:id="1"/>
+      <w:r>
+        <w:rPr>
+          <w:rStyle w:val="aff"/>
+          <w:sz w:val="32"/>
+          <w:szCs w:val="32"/>
+        </w:rPr>
+        <w:commentReference w:id="1"/>
+      </w:r>
+    </w:p>
+    <w:p>
+      <w:pPr>
+        <w:spacing w:after="0" w:line="360" w:lineRule="auto"/>
+        <w:rPr>
+          <w:rFonts w:ascii="Times New Roman" w:hAnsi="Times New Roman"/>
+          <w:sz w:val="28"/>
+          <w:szCs w:val="28"/>
+        </w:rPr>
+      </w:pPr>
+      <w:commentRangeStart w:id="2"/>
+      <w:r>
+        <w:rPr>
+          <w:rFonts w:ascii="Times New Roman" w:hAnsi="Times New Roman"/>
+          <w:sz w:val="28"/>
+          <w:szCs w:val="28"/>
+        </w:rPr>
+        <w:t xml:space="preserve">1. Анализ контекста и определение </w:t>
+      </w:r>
+      <w:proofErr w:type="spellStart"/>
+      <w:r>
+        <w:rPr>
+          <w:rFonts w:ascii="Times New Roman" w:hAnsi="Times New Roman"/>
+          <w:sz w:val="28"/>
+          <w:szCs w:val="28"/>
+        </w:rPr>
+        <w:t>акторов</w:t>
+      </w:r>
+      <w:commentRangeEnd w:id="2"/>
+      <w:proofErr w:type="spellEnd"/>
+      <w:r>
+        <w:rPr>
+          <w:rStyle w:val="aff"/>
+        </w:rPr>
+        <w:commentReference w:id="2"/>
+      </w:r>
+    </w:p>
+    <w:p>
+      <w:pPr>
+        <w:spacing w:after="0" w:line="360" w:lineRule="auto"/>
+        <w:rPr>
+          <w:rFonts w:ascii="Times New Roman" w:hAnsi="Times New Roman"/>
+          <w:sz w:val="28"/>
+          <w:szCs w:val="28"/>
+        </w:rPr>
+      </w:pPr>
+      <w:commentRangeStart w:id="3"/>
+      <w:r>
+        <w:rPr>
+          <w:rFonts w:ascii="Times New Roman" w:hAnsi="Times New Roman"/>
+          <w:sz w:val="28"/>
+          <w:szCs w:val="28"/>
+        </w:rPr>
+        <w:t xml:space="preserve">2. </w:t>
+      </w:r>
+      <w:r>
+        <w:rPr>
+          <w:rFonts w:ascii="Times New Roman" w:hAnsi="Times New Roman"/>
+          <w:sz w:val="28"/>
+          <w:szCs w:val="28"/>
+        </w:rPr>
+        <w:t>Определение контейнеров системы</w:t>
+      </w:r>
+      <w:commentRangeEnd w:id="3"/>
+      <w:r>
+        <w:rPr>
+          <w:rStyle w:val="aff"/>
+        </w:rPr>
+        <w:commentReference w:id="3"/>
+      </w:r>
+    </w:p>
+    <w:p>
+      <w:pPr>
+        <w:spacing w:after="0" w:line="360" w:lineRule="auto"/>
+        <w:rPr>
+          <w:rFonts w:ascii="Times New Roman" w:hAnsi="Times New Roman"/>
+          <w:sz w:val="28"/>
+          <w:szCs w:val="28"/>
+        </w:rPr>
+      </w:pPr>
+      <w:commentRangeStart w:id="4"/>
+      <w:r>
+        <w:rPr>
+          <w:rFonts w:ascii="Times New Roman" w:hAnsi="Times New Roman"/>
+          <w:sz w:val="28"/>
+          <w:szCs w:val="28"/>
+        </w:rPr>
+        <w:t xml:space="preserve">3. </w:t>
+      </w:r>
+      <w:r>
+        <w:rPr>
+          <w:rFonts w:ascii="Times New Roman" w:hAnsi="Times New Roman"/>
+          <w:sz w:val="28"/>
+          <w:szCs w:val="28"/>
+        </w:rPr>
+        <w:t>Выделение и описание архитектурных компонентов</w:t>
+      </w:r>
+      <w:commentRangeEnd w:id="4"/>
+      <w:r>
+        <w:rPr>
+          <w:rStyle w:val="aff"/>
+        </w:rPr>
+        <w:commentReference w:id="4"/>
+      </w:r>
+    </w:p>
+    <w:p>
+      <w:pPr>
+        <w:spacing w:after="0" w:line="360" w:lineRule="auto"/>
+        <w:rPr>
+          <w:rFonts w:ascii="Times New Roman" w:hAnsi="Times New Roman"/>
+          <w:sz w:val="28"/>
+          <w:szCs w:val="28"/>
+        </w:rPr>
+      </w:pPr>
+      <w:commentRangeStart w:id="5"/>
+      <w:r>
+        <w:rPr>
+          <w:rFonts w:ascii="Times New Roman" w:hAnsi="Times New Roman"/>
+          <w:sz w:val="28"/>
+          <w:szCs w:val="28"/>
+        </w:rPr>
+        <w:t xml:space="preserve">4. </w:t>
+      </w:r>
+      <w:r>
+        <w:rPr>
+          <w:rFonts w:ascii="Times New Roman" w:hAnsi="Times New Roman"/>
+          <w:sz w:val="28"/>
+          <w:szCs w:val="28"/>
+        </w:rPr>
+        <w:t>Построение диаграммы компонентов</w:t>
+      </w:r>
+      <w:commentRangeEnd w:id="5"/>
+      <w:r>
+        <w:rPr>
+          <w:rStyle w:val="aff"/>
+        </w:rPr>
+        <w:commentReference w:id="5"/>
+      </w:r>
+    </w:p>
+    <w:p>
+      <w:pPr>
+        <w:spacing w:after="0" w:line="360" w:lineRule="auto"/>
+        <w:rPr>
+          <w:rFonts w:ascii="Times New Roman" w:hAnsi="Times New Roman"/>
+          <w:sz w:val="28"/>
+          <w:szCs w:val="28"/>
+        </w:rPr>
+      </w:pPr>
+      <w:commentRangeStart w:id="6"/>
+      <w:r>
+        <w:rPr>
+          <w:rFonts w:ascii="Times New Roman" w:hAnsi="Times New Roman"/>
+          <w:sz w:val="28"/>
+          <w:szCs w:val="28"/>
+        </w:rPr>
+        <w:t xml:space="preserve">5. </w:t>
+      </w:r>
+      <w:r>
+        <w:rPr>
+          <w:rFonts w:ascii="Times New Roman" w:hAnsi="Times New Roman"/>
+          <w:sz w:val="28"/>
+          <w:szCs w:val="28"/>
+        </w:rPr>
+        <w:t>Диаграмма уровня кода (Опционально)</w:t>
+      </w:r>
+      <w:commentRangeEnd w:id="6"/>
+      <w:r>
+        <w:rPr>
+          <w:rStyle w:val="aff"/>
+        </w:rPr>
+        <w:commentReference w:id="6"/>
+      </w:r>
+    </w:p>
+    <w:p>
+      <w:pPr>
+        <w:spacing w:after="0" w:line="360" w:lineRule="auto"/>
+        <w:rPr>
+          <w:rFonts w:ascii="Times New Roman" w:hAnsi="Times New Roman"/>
+          <w:sz w:val="28"/>
+          <w:szCs w:val="28"/>
+        </w:rPr>
+      </w:pPr>
+      <w:commentRangeStart w:id="7"/>
+      <w:r>
+        <w:rPr>
+          <w:rFonts w:ascii="Times New Roman" w:hAnsi="Times New Roman"/>
+          <w:sz w:val="28"/>
+          <w:szCs w:val="28"/>
+        </w:rPr>
+        <w:t xml:space="preserve">6. </w:t>
+      </w:r>
+      <w:r>
+        <w:rPr>
+          <w:rFonts w:ascii="Times New Roman" w:hAnsi="Times New Roman"/>
+          <w:sz w:val="28"/>
+          <w:szCs w:val="28"/>
+        </w:rPr>
+        <w:t>Контрольные вопросы</w:t>
+      </w:r>
+      <w:commentRangeEnd w:id="7"/>
+      <w:r>
+        <w:rPr>
+          <w:rStyle w:val="aff"/>
+        </w:rPr>
+        <w:commentReference w:id="7"/>
+      </w:r>
+    </w:p>
+    <w:p>
+      <w:pPr>
+        <w:pStyle w:val="afc"/>
+        <w:numPr>
+          <w:ilvl w:val="0"/>
+          <w:numId w:val="7"/>
+        </w:numPr>
+        <w:tabs>
+          <w:tab w:val="left" w:pos="851"/>
+          <w:tab w:val="left" w:pos="1134"/>
+        </w:tabs>
+        <w:ind w:left="0" w:firstLine="709"/>
+        <w:rPr>
+          <w:szCs w:val="28"/>
+        </w:rPr>
+      </w:pPr>
+      <w:r>
+        <w:rPr>
+          <w:szCs w:val="28"/>
+        </w:rPr>
+        <w:t>Что такое модель C4 и для чего она используется?</w:t>
+      </w:r>
+    </w:p>
+    <w:p>
+      <w:pPr>
+        <w:pStyle w:val="afc"/>
+        <w:numPr>
+          <w:ilvl w:val="0"/>
+          <w:numId w:val="7"/>
+        </w:numPr>
+        <w:tabs>
+          <w:tab w:val="left" w:pos="851"/>
+          <w:tab w:val="left" w:pos="1134"/>
+        </w:tabs>
+        <w:ind w:left="0" w:firstLine="709"/>
+        <w:rPr>
+          <w:szCs w:val="28"/>
+        </w:rPr>
+      </w:pPr>
+      <w:r>
+        <w:rPr>
+          <w:szCs w:val="28"/>
+        </w:rPr>
+        <w:t>Чем отличается контейнер от компонента?</w:t>
+      </w:r>
+    </w:p>
+    <w:p>
+      <w:pPr>
+        <w:pStyle w:val="afc"/>
+        <w:numPr>
+          <w:ilvl w:val="0"/>
+          <w:numId w:val="7"/>
+        </w:numPr>
+        <w:tabs>
+          <w:tab w:val="left" w:pos="851"/>
+          <w:tab w:val="left" w:pos="1134"/>
+        </w:tabs>
+        <w:ind w:left="0" w:firstLine="709"/>
+        <w:rPr>
+          <w:szCs w:val="28"/>
+        </w:rPr>
+      </w:pPr>
+      <w:r>
+        <w:rPr>
+          <w:szCs w:val="28"/>
+        </w:rPr>
+        <w:t>Какие типы компонентов выделяют в архитектуре?</w:t>
+      </w:r>
+    </w:p>
+    <w:p>
+      <w:pPr>
+        <w:pStyle w:val="afc"/>
+        <w:numPr>
+          <w:ilvl w:val="0"/>
+          <w:numId w:val="7"/>
+        </w:numPr>
+        <w:tabs>
+          <w:tab w:val="left" w:pos="851"/>
+          <w:tab w:val="left" w:pos="1134"/>
+        </w:tabs>
+        <w:ind w:left="0" w:firstLine="709"/>
+        <w:rPr>
+          <w:szCs w:val="28"/>
+        </w:rPr>
+      </w:pPr>
+      <w:r>
+        <w:rPr>
+          <w:szCs w:val="28"/>
+        </w:rPr>
+        <w:t>Что показывает диаграмма контекста?</w:t>
+      </w:r>
+    </w:p>
+    <w:p>
+      <w:pPr>
+        <w:pStyle w:val="afc"/>
+        <w:numPr>
+          <w:ilvl w:val="0"/>
+          <w:numId w:val="7"/>
+        </w:numPr>
+        <w:tabs>
+          <w:tab w:val="left" w:pos="851"/>
+          <w:tab w:val="left" w:pos="1134"/>
+        </w:tabs>
+        <w:ind w:left="0" w:firstLine="709"/>
+        <w:rPr>
+          <w:szCs w:val="28"/>
+        </w:rPr>
+      </w:pPr>
+      <w:r>
+        <w:rPr>
+          <w:szCs w:val="28"/>
+        </w:rPr>
+        <w:t>Как описывается бизнес-логика на уровне компонентной диаграммы?</w:t>
+      </w:r>
+    </w:p>
+    <w:p>
+      <w:pPr>
+        <w:pStyle w:val="afc"/>
+        <w:numPr>
+          <w:ilvl w:val="0"/>
+          <w:numId w:val="7"/>
+        </w:numPr>
+        <w:tabs>
+          <w:tab w:val="left" w:pos="851"/>
+          <w:tab w:val="left" w:pos="1134"/>
+        </w:tabs>
+        <w:ind w:left="0" w:firstLine="709"/>
+        <w:rPr>
+          <w:szCs w:val="28"/>
+        </w:rPr>
+      </w:pPr>
+      <w:r>
+        <w:rPr>
+          <w:szCs w:val="28"/>
+        </w:rPr>
+        <w:t>Какие преимущества даёт документирование архитектуры C4?</w:t>
+      </w:r>
+    </w:p>
+    <w:p>
+      <w:pPr>
+        <w:spacing w:after="0" w:line="360" w:lineRule="auto"/>
+      </w:pPr>
+    </w:p>
+    <w:p/>
     <w:sectPr>
+      <w:headerReference w:type="even" r:id="rId12"/>
+      <w:headerReference w:type="default" r:id="rId13"/>
+      <w:footerReference w:type="even" r:id="rId14"/>
+      <w:footerReference w:type="default" r:id="rId15"/>
+      <w:headerReference w:type="first" r:id="rId16"/>
+      <w:footerReference w:type="first" r:id="rId17"/>
       <w:pgSz w:w="11906" w:h="16838"/>
-      <w:pgMar w:top="1134" w:right="850" w:bottom="1134" w:left="1701" w:header="708" w:footer="708" w:gutter="0"/>
+      <w:pgMar w:top="1134" w:right="1134" w:bottom="1134" w:left="1701" w:header="709" w:footer="709" w:gutter="0"/>
       <w:cols w:space="708"/>
+      <w:titlePg/>
       <w:docGrid w:linePitch="360"/>
     </w:sectPr>
   </w:body>
 </w:document>
+</file>
+
+<file path=word/comments.xml><?xml version="1.0" encoding="utf-8"?>
+<w:comments xmlns:wpc="http://schemas.microsoft.com/office/word/2010/wordprocessingCanvas" xmlns:cx="http://schemas.microsoft.com/office/drawing/2014/chartex" xmlns:cx1="http://schemas.microsoft.com/office/drawing/2015/9/8/chartex" xmlns:cx2="http://schemas.microsoft.com/office/drawing/2015/10/21/chartex" xmlns:cx3="http://schemas.microsoft.com/office/drawing/2016/5/9/chartex" xmlns:cx4="http://schemas.microsoft.com/office/drawing/2016/5/10/chartex" xmlns:cx5="http://schemas.microsoft.com/office/drawing/2016/5/11/chartex" xmlns:cx6="http://schemas.microsoft.com/office/drawing/2016/5/12/chartex" xmlns:cx7="http://schemas.microsoft.com/office/drawing/2016/5/13/chartex" xmlns:cx8="http://schemas.microsoft.com/office/drawing/2016/5/14/chartex" xmlns:mc="http://schemas.openxmlformats.org/markup-compatibility/2006" xmlns:aink="http://schemas.microsoft.com/office/drawing/2016/ink" xmlns:am3d="http://schemas.microsoft.com/office/drawing/2017/model3d" xmlns:o="urn:schemas-microsoft-com:office:office" xmlns:r="http://schemas.openxmlformats.org/officeDocument/2006/relationships" xmlns:m="http://schemas.openxmlformats.org/officeDocument/2006/math" xmlns:v="urn:schemas-microsoft-com:vml" xmlns:wp14="http://schemas.microsoft.com/office/word/2010/wordprocessingDrawing" xmlns:wp="http://schemas.openxmlformats.org/drawingml/2006/wordprocessingDrawing" xmlns:w10="urn:schemas-microsoft-com:office:word" xmlns:w="http://schemas.openxmlformats.org/wordprocessingml/2006/main" xmlns:w14="http://schemas.microsoft.com/office/word/2010/wordml" xmlns:w15="http://schemas.microsoft.com/office/word/2012/wordml" xmlns:w16cex="http://schemas.microsoft.com/office/word/2018/wordml/cex" xmlns:w16cid="http://schemas.microsoft.com/office/word/2016/wordml/cid" xmlns:w16="http://schemas.microsoft.com/office/word/2018/wordml" xmlns:w16sdtdh="http://schemas.microsoft.com/office/word/2020/wordml/sdtdatahash" xmlns:w16se="http://schemas.microsoft.com/office/word/2015/wordml/symex" xmlns:wpg="http://schemas.microsoft.com/office/word/2010/wordprocessingGroup" xmlns:wpi="http://schemas.microsoft.com/office/word/2010/wordprocessingInk" xmlns:wne="http://schemas.microsoft.com/office/word/2006/wordml" xmlns:wps="http://schemas.microsoft.com/office/word/2010/wordprocessingShape" mc:Ignorable="w14 w15 w16se w16cid w16 w16cex w16sdtdh wp14">
+  <w:comment w:id="1" w:author="Gvadoskr" w:date="2025-12-17T17:30:00Z" w:initials="DK">
+    <w:p>
+      <w:pPr>
+        <w:numPr>
+          <w:ilvl w:val="0"/>
+          <w:numId w:val="8"/>
+        </w:numPr>
+        <w:shd w:val="clear" w:color="auto" w:fill="FFFFFF"/>
+        <w:spacing w:before="100" w:beforeAutospacing="1" w:after="120" w:line="240" w:lineRule="auto"/>
+        <w:ind w:left="1170"/>
+        <w:rPr>
+          <w:rFonts w:ascii="Roboto" w:eastAsia="Times New Roman" w:hAnsi="Roboto"/>
+          <w:sz w:val="26"/>
+          <w:szCs w:val="26"/>
+          <w:lang w:eastAsia="ru-RU"/>
+        </w:rPr>
+      </w:pPr>
+      <w:r>
+        <w:rPr>
+          <w:rStyle w:val="aff"/>
+        </w:rPr>
+        <w:annotationRef/>
+      </w:r>
+      <w:r>
+        <w:rPr>
+          <w:rFonts w:ascii="Roboto" w:eastAsia="Times New Roman" w:hAnsi="Roboto"/>
+          <w:sz w:val="26"/>
+          <w:szCs w:val="26"/>
+          <w:lang w:eastAsia="ru-RU"/>
+        </w:rPr>
+        <w:t>Проанализировать предметную область разрабатываемой информационной системы.</w:t>
+      </w:r>
+    </w:p>
+    <w:p>
+      <w:pPr>
+        <w:numPr>
+          <w:ilvl w:val="0"/>
+          <w:numId w:val="8"/>
+        </w:numPr>
+        <w:shd w:val="clear" w:color="auto" w:fill="FFFFFF"/>
+        <w:spacing w:before="100" w:beforeAutospacing="1" w:after="120" w:line="240" w:lineRule="auto"/>
+        <w:ind w:left="1170"/>
+        <w:rPr>
+          <w:rFonts w:ascii="Roboto" w:eastAsia="Times New Roman" w:hAnsi="Roboto"/>
+          <w:sz w:val="26"/>
+          <w:szCs w:val="26"/>
+          <w:lang w:eastAsia="ru-RU"/>
+        </w:rPr>
+      </w:pPr>
+      <w:r>
+        <w:rPr>
+          <w:rFonts w:ascii="Roboto" w:eastAsia="Times New Roman" w:hAnsi="Roboto"/>
+          <w:sz w:val="26"/>
+          <w:szCs w:val="26"/>
+          <w:lang w:eastAsia="ru-RU"/>
+        </w:rPr>
+        <w:t>Определить пользователей (</w:t>
+      </w:r>
+      <w:proofErr w:type="spellStart"/>
+      <w:r>
+        <w:rPr>
+          <w:rFonts w:ascii="Roboto" w:eastAsia="Times New Roman" w:hAnsi="Roboto"/>
+          <w:sz w:val="26"/>
+          <w:szCs w:val="26"/>
+          <w:lang w:eastAsia="ru-RU"/>
+        </w:rPr>
+        <w:t>акторов</w:t>
+      </w:r>
+      <w:proofErr w:type="spellEnd"/>
+      <w:r>
+        <w:rPr>
+          <w:rFonts w:ascii="Roboto" w:eastAsia="Times New Roman" w:hAnsi="Roboto"/>
+          <w:sz w:val="26"/>
+          <w:szCs w:val="26"/>
+          <w:lang w:eastAsia="ru-RU"/>
+        </w:rPr>
+        <w:t>), внешние системы и контекст функционирования.</w:t>
+      </w:r>
+    </w:p>
+    <w:p>
+      <w:pPr>
+        <w:numPr>
+          <w:ilvl w:val="0"/>
+          <w:numId w:val="8"/>
+        </w:numPr>
+        <w:shd w:val="clear" w:color="auto" w:fill="FFFFFF"/>
+        <w:spacing w:before="100" w:beforeAutospacing="1" w:after="120" w:line="240" w:lineRule="auto"/>
+        <w:ind w:left="1170"/>
+        <w:rPr>
+          <w:rFonts w:ascii="Roboto" w:eastAsia="Times New Roman" w:hAnsi="Roboto"/>
+          <w:sz w:val="26"/>
+          <w:szCs w:val="26"/>
+          <w:lang w:eastAsia="ru-RU"/>
+        </w:rPr>
+      </w:pPr>
+      <w:r>
+        <w:rPr>
+          <w:rFonts w:ascii="Roboto" w:eastAsia="Times New Roman" w:hAnsi="Roboto"/>
+          <w:sz w:val="26"/>
+          <w:szCs w:val="26"/>
+          <w:lang w:eastAsia="ru-RU"/>
+        </w:rPr>
+        <w:t>Сформировать архитектурное видение системы в виде набора диаграмм C4.</w:t>
+      </w:r>
+    </w:p>
+    <w:p>
+      <w:pPr>
+        <w:numPr>
+          <w:ilvl w:val="0"/>
+          <w:numId w:val="8"/>
+        </w:numPr>
+        <w:shd w:val="clear" w:color="auto" w:fill="FFFFFF"/>
+        <w:spacing w:before="120" w:after="120" w:line="240" w:lineRule="auto"/>
+        <w:ind w:left="1170"/>
+        <w:rPr>
+          <w:rFonts w:ascii="Roboto" w:eastAsia="Times New Roman" w:hAnsi="Roboto"/>
+          <w:sz w:val="26"/>
+          <w:szCs w:val="26"/>
+          <w:lang w:eastAsia="ru-RU"/>
+        </w:rPr>
+      </w:pPr>
+      <w:r>
+        <w:rPr>
+          <w:rFonts w:ascii="Roboto" w:eastAsia="Times New Roman" w:hAnsi="Roboto"/>
+          <w:sz w:val="26"/>
+          <w:szCs w:val="26"/>
+          <w:lang w:eastAsia="ru-RU"/>
+        </w:rPr>
+        <w:t>Построить диаграммы уровней:</w:t>
+      </w:r>
+    </w:p>
+    <w:p>
+      <w:pPr>
+        <w:numPr>
+          <w:ilvl w:val="0"/>
+          <w:numId w:val="8"/>
+        </w:numPr>
+        <w:shd w:val="clear" w:color="auto" w:fill="FFFFFF"/>
+        <w:spacing w:before="120" w:after="120" w:line="240" w:lineRule="auto"/>
+        <w:ind w:left="1170"/>
+        <w:rPr>
+          <w:rFonts w:ascii="Roboto" w:eastAsia="Times New Roman" w:hAnsi="Roboto"/>
+          <w:sz w:val="26"/>
+          <w:szCs w:val="26"/>
+          <w:lang w:eastAsia="ru-RU"/>
+        </w:rPr>
+      </w:pPr>
+      <w:r>
+        <w:rPr>
+          <w:rFonts w:ascii="Roboto" w:eastAsia="Times New Roman" w:hAnsi="Roboto"/>
+          <w:b/>
+          <w:bCs/>
+          <w:sz w:val="26"/>
+          <w:szCs w:val="26"/>
+          <w:lang w:eastAsia="ru-RU"/>
+        </w:rPr>
+        <w:t xml:space="preserve">C4 Level 1 — </w:t>
+      </w:r>
+      <w:proofErr w:type="spellStart"/>
+      <w:r>
+        <w:rPr>
+          <w:rFonts w:ascii="Roboto" w:eastAsia="Times New Roman" w:hAnsi="Roboto"/>
+          <w:b/>
+          <w:bCs/>
+          <w:sz w:val="26"/>
+          <w:szCs w:val="26"/>
+          <w:lang w:eastAsia="ru-RU"/>
+        </w:rPr>
+        <w:t>Context</w:t>
+      </w:r>
+      <w:proofErr w:type="spellEnd"/>
+      <w:r>
+        <w:rPr>
+          <w:rFonts w:ascii="Roboto" w:eastAsia="Times New Roman" w:hAnsi="Roboto"/>
+          <w:b/>
+          <w:bCs/>
+          <w:sz w:val="26"/>
+          <w:szCs w:val="26"/>
+          <w:lang w:eastAsia="ru-RU"/>
+        </w:rPr>
+        <w:t xml:space="preserve"> </w:t>
+      </w:r>
+      <w:proofErr w:type="spellStart"/>
+      <w:r>
+        <w:rPr>
+          <w:rFonts w:ascii="Roboto" w:eastAsia="Times New Roman" w:hAnsi="Roboto"/>
+          <w:b/>
+          <w:bCs/>
+          <w:sz w:val="26"/>
+          <w:szCs w:val="26"/>
+          <w:lang w:eastAsia="ru-RU"/>
+        </w:rPr>
+        <w:t>Diagram</w:t>
+      </w:r>
+      <w:proofErr w:type="spellEnd"/>
+    </w:p>
+    <w:p>
+      <w:pPr>
+        <w:numPr>
+          <w:ilvl w:val="0"/>
+          <w:numId w:val="8"/>
+        </w:numPr>
+        <w:shd w:val="clear" w:color="auto" w:fill="FFFFFF"/>
+        <w:spacing w:before="100" w:beforeAutospacing="1" w:after="120" w:line="240" w:lineRule="auto"/>
+        <w:ind w:left="1170"/>
+        <w:rPr>
+          <w:rFonts w:ascii="Roboto" w:eastAsia="Times New Roman" w:hAnsi="Roboto"/>
+          <w:sz w:val="26"/>
+          <w:szCs w:val="26"/>
+          <w:lang w:eastAsia="ru-RU"/>
+        </w:rPr>
+      </w:pPr>
+      <w:r>
+        <w:rPr>
+          <w:rFonts w:ascii="Roboto" w:eastAsia="Times New Roman" w:hAnsi="Roboto"/>
+          <w:b/>
+          <w:bCs/>
+          <w:sz w:val="26"/>
+          <w:szCs w:val="26"/>
+          <w:lang w:eastAsia="ru-RU"/>
+        </w:rPr>
+        <w:t xml:space="preserve">C4 Level 2 — </w:t>
+      </w:r>
+      <w:proofErr w:type="spellStart"/>
+      <w:r>
+        <w:rPr>
+          <w:rFonts w:ascii="Roboto" w:eastAsia="Times New Roman" w:hAnsi="Roboto"/>
+          <w:b/>
+          <w:bCs/>
+          <w:sz w:val="26"/>
+          <w:szCs w:val="26"/>
+          <w:lang w:eastAsia="ru-RU"/>
+        </w:rPr>
+        <w:t>Container</w:t>
+      </w:r>
+      <w:proofErr w:type="spellEnd"/>
+      <w:r>
+        <w:rPr>
+          <w:rFonts w:ascii="Roboto" w:eastAsia="Times New Roman" w:hAnsi="Roboto"/>
+          <w:b/>
+          <w:bCs/>
+          <w:sz w:val="26"/>
+          <w:szCs w:val="26"/>
+          <w:lang w:eastAsia="ru-RU"/>
+        </w:rPr>
+        <w:t xml:space="preserve"> </w:t>
+      </w:r>
+      <w:proofErr w:type="spellStart"/>
+      <w:r>
+        <w:rPr>
+          <w:rFonts w:ascii="Roboto" w:eastAsia="Times New Roman" w:hAnsi="Roboto"/>
+          <w:b/>
+          <w:bCs/>
+          <w:sz w:val="26"/>
+          <w:szCs w:val="26"/>
+          <w:lang w:eastAsia="ru-RU"/>
+        </w:rPr>
+        <w:t>Diagram</w:t>
+      </w:r>
+      <w:proofErr w:type="spellEnd"/>
+    </w:p>
+    <w:p>
+      <w:pPr>
+        <w:numPr>
+          <w:ilvl w:val="0"/>
+          <w:numId w:val="8"/>
+        </w:numPr>
+        <w:shd w:val="clear" w:color="auto" w:fill="FFFFFF"/>
+        <w:spacing w:before="100" w:beforeAutospacing="1" w:after="120" w:line="240" w:lineRule="auto"/>
+        <w:ind w:left="1170"/>
+        <w:rPr>
+          <w:rFonts w:ascii="Roboto" w:eastAsia="Times New Roman" w:hAnsi="Roboto"/>
+          <w:sz w:val="26"/>
+          <w:szCs w:val="26"/>
+          <w:lang w:eastAsia="ru-RU"/>
+        </w:rPr>
+      </w:pPr>
+      <w:r>
+        <w:rPr>
+          <w:rFonts w:ascii="Roboto" w:eastAsia="Times New Roman" w:hAnsi="Roboto"/>
+          <w:b/>
+          <w:bCs/>
+          <w:sz w:val="26"/>
+          <w:szCs w:val="26"/>
+          <w:lang w:eastAsia="ru-RU"/>
+        </w:rPr>
+        <w:t xml:space="preserve">C4 Level 3 — </w:t>
+      </w:r>
+      <w:proofErr w:type="spellStart"/>
+      <w:r>
+        <w:rPr>
+          <w:rFonts w:ascii="Roboto" w:eastAsia="Times New Roman" w:hAnsi="Roboto"/>
+          <w:b/>
+          <w:bCs/>
+          <w:sz w:val="26"/>
+          <w:szCs w:val="26"/>
+          <w:lang w:eastAsia="ru-RU"/>
+        </w:rPr>
+        <w:t>Component</w:t>
+      </w:r>
+      <w:proofErr w:type="spellEnd"/>
+      <w:r>
+        <w:rPr>
+          <w:rFonts w:ascii="Roboto" w:eastAsia="Times New Roman" w:hAnsi="Roboto"/>
+          <w:b/>
+          <w:bCs/>
+          <w:sz w:val="26"/>
+          <w:szCs w:val="26"/>
+          <w:lang w:eastAsia="ru-RU"/>
+        </w:rPr>
+        <w:t xml:space="preserve"> </w:t>
+      </w:r>
+      <w:proofErr w:type="spellStart"/>
+      <w:r>
+        <w:rPr>
+          <w:rFonts w:ascii="Roboto" w:eastAsia="Times New Roman" w:hAnsi="Roboto"/>
+          <w:b/>
+          <w:bCs/>
+          <w:sz w:val="26"/>
+          <w:szCs w:val="26"/>
+          <w:lang w:eastAsia="ru-RU"/>
+        </w:rPr>
+        <w:t>Diagram</w:t>
+      </w:r>
+      <w:proofErr w:type="spellEnd"/>
+    </w:p>
+    <w:p>
+      <w:pPr>
+        <w:numPr>
+          <w:ilvl w:val="0"/>
+          <w:numId w:val="8"/>
+        </w:numPr>
+        <w:shd w:val="clear" w:color="auto" w:fill="FFFFFF"/>
+        <w:spacing w:before="100" w:beforeAutospacing="1" w:after="120" w:line="240" w:lineRule="auto"/>
+        <w:ind w:left="1170"/>
+        <w:rPr>
+          <w:rFonts w:ascii="Roboto" w:eastAsia="Times New Roman" w:hAnsi="Roboto"/>
+          <w:sz w:val="26"/>
+          <w:szCs w:val="26"/>
+          <w:lang w:eastAsia="ru-RU"/>
+        </w:rPr>
+      </w:pPr>
+      <w:r>
+        <w:rPr>
+          <w:rFonts w:ascii="Roboto" w:eastAsia="Times New Roman" w:hAnsi="Roboto"/>
+          <w:sz w:val="26"/>
+          <w:szCs w:val="26"/>
+          <w:lang w:eastAsia="ru-RU"/>
+        </w:rPr>
+        <w:t>(опционально) </w:t>
+      </w:r>
+      <w:r>
+        <w:rPr>
+          <w:rFonts w:ascii="Roboto" w:eastAsia="Times New Roman" w:hAnsi="Roboto"/>
+          <w:b/>
+          <w:bCs/>
+          <w:sz w:val="26"/>
+          <w:szCs w:val="26"/>
+          <w:lang w:eastAsia="ru-RU"/>
+        </w:rPr>
+        <w:t xml:space="preserve">C4 Level 4 — Code </w:t>
+      </w:r>
+      <w:proofErr w:type="spellStart"/>
+      <w:r>
+        <w:rPr>
+          <w:rFonts w:ascii="Roboto" w:eastAsia="Times New Roman" w:hAnsi="Roboto"/>
+          <w:b/>
+          <w:bCs/>
+          <w:sz w:val="26"/>
+          <w:szCs w:val="26"/>
+          <w:lang w:eastAsia="ru-RU"/>
+        </w:rPr>
+        <w:t>Diagram</w:t>
+      </w:r>
+      <w:proofErr w:type="spellEnd"/>
+    </w:p>
+    <w:p>
+      <w:pPr>
+        <w:numPr>
+          <w:ilvl w:val="0"/>
+          <w:numId w:val="8"/>
+        </w:numPr>
+        <w:shd w:val="clear" w:color="auto" w:fill="FFFFFF"/>
+        <w:spacing w:before="100" w:beforeAutospacing="1" w:after="120" w:line="240" w:lineRule="auto"/>
+        <w:ind w:left="1170"/>
+        <w:rPr>
+          <w:rFonts w:ascii="Roboto" w:eastAsia="Times New Roman" w:hAnsi="Roboto"/>
+          <w:sz w:val="26"/>
+          <w:szCs w:val="26"/>
+          <w:lang w:eastAsia="ru-RU"/>
+        </w:rPr>
+      </w:pPr>
+      <w:r>
+        <w:rPr>
+          <w:rFonts w:ascii="Roboto" w:eastAsia="Times New Roman" w:hAnsi="Roboto"/>
+          <w:sz w:val="26"/>
+          <w:szCs w:val="26"/>
+          <w:lang w:eastAsia="ru-RU"/>
+        </w:rPr>
+        <w:t>Описать обнаруженные компоненты: контроллеры, сервисы, репозитории, адаптеры.</w:t>
+      </w:r>
+    </w:p>
+    <w:p>
+      <w:pPr>
+        <w:numPr>
+          <w:ilvl w:val="0"/>
+          <w:numId w:val="8"/>
+        </w:numPr>
+        <w:shd w:val="clear" w:color="auto" w:fill="FFFFFF"/>
+        <w:spacing w:before="100" w:beforeAutospacing="1" w:after="0" w:line="240" w:lineRule="auto"/>
+        <w:ind w:left="1170"/>
+        <w:rPr>
+          <w:rFonts w:ascii="Roboto" w:eastAsia="Times New Roman" w:hAnsi="Roboto"/>
+          <w:sz w:val="26"/>
+          <w:szCs w:val="26"/>
+          <w:lang w:eastAsia="ru-RU"/>
+        </w:rPr>
+      </w:pPr>
+      <w:r>
+        <w:rPr>
+          <w:rFonts w:ascii="Roboto" w:eastAsia="Times New Roman" w:hAnsi="Roboto"/>
+          <w:sz w:val="26"/>
+          <w:szCs w:val="26"/>
+          <w:lang w:eastAsia="ru-RU"/>
+        </w:rPr>
+        <w:t>Оформить архитектурный документ с построенными диаграммами.</w:t>
+      </w:r>
+    </w:p>
+    <w:p>
+      <w:pPr>
+        <w:pStyle w:val="aff0"/>
+      </w:pPr>
+    </w:p>
+  </w:comment>
+  <w:comment w:id="2" w:author="Gvadoskr" w:date="2025-12-17T17:30:00Z" w:initials="DK">
+    <w:p>
+      <w:pPr>
+        <w:pStyle w:val="aff4"/>
+        <w:shd w:val="clear" w:color="auto" w:fill="FFFFFF"/>
+        <w:rPr>
+          <w:rFonts w:ascii="Roboto" w:hAnsi="Roboto"/>
+          <w:sz w:val="26"/>
+          <w:szCs w:val="26"/>
+        </w:rPr>
+      </w:pPr>
+      <w:r>
+        <w:rPr>
+          <w:rStyle w:val="aff"/>
+        </w:rPr>
+        <w:annotationRef/>
+      </w:r>
+      <w:r>
+        <w:rPr>
+          <w:rFonts w:ascii="Roboto" w:hAnsi="Roboto"/>
+          <w:sz w:val="26"/>
+          <w:szCs w:val="26"/>
+        </w:rPr>
+        <w:t>Определить:</w:t>
+      </w:r>
+    </w:p>
+    <w:p>
+      <w:pPr>
+        <w:numPr>
+          <w:ilvl w:val="0"/>
+          <w:numId w:val="9"/>
+        </w:numPr>
+        <w:shd w:val="clear" w:color="auto" w:fill="FFFFFF"/>
+        <w:spacing w:before="100" w:beforeAutospacing="1" w:after="120" w:line="240" w:lineRule="auto"/>
+        <w:ind w:left="1170"/>
+        <w:rPr>
+          <w:rFonts w:ascii="Roboto" w:eastAsia="Times New Roman" w:hAnsi="Roboto"/>
+          <w:sz w:val="26"/>
+          <w:szCs w:val="26"/>
+          <w:lang w:eastAsia="ru-RU"/>
+        </w:rPr>
+      </w:pPr>
+      <w:r>
+        <w:rPr>
+          <w:rFonts w:ascii="Roboto" w:eastAsia="Times New Roman" w:hAnsi="Roboto"/>
+          <w:sz w:val="26"/>
+          <w:szCs w:val="26"/>
+          <w:lang w:eastAsia="ru-RU"/>
+        </w:rPr>
+        <w:t>кто взаимодействует с системой (пользователи, администраторы, внешние системы);</w:t>
+      </w:r>
+    </w:p>
+    <w:p>
+      <w:pPr>
+        <w:numPr>
+          <w:ilvl w:val="0"/>
+          <w:numId w:val="9"/>
+        </w:numPr>
+        <w:shd w:val="clear" w:color="auto" w:fill="FFFFFF"/>
+        <w:spacing w:before="100" w:beforeAutospacing="1" w:after="0" w:line="240" w:lineRule="auto"/>
+        <w:ind w:left="1170"/>
+        <w:rPr>
+          <w:rFonts w:ascii="Roboto" w:eastAsia="Times New Roman" w:hAnsi="Roboto"/>
+          <w:sz w:val="26"/>
+          <w:szCs w:val="26"/>
+          <w:lang w:eastAsia="ru-RU"/>
+        </w:rPr>
+      </w:pPr>
+      <w:r>
+        <w:rPr>
+          <w:rFonts w:ascii="Roboto" w:eastAsia="Times New Roman" w:hAnsi="Roboto"/>
+          <w:sz w:val="26"/>
+          <w:szCs w:val="26"/>
+          <w:lang w:eastAsia="ru-RU"/>
+        </w:rPr>
+        <w:t>основные сценарии использования.</w:t>
+      </w:r>
+    </w:p>
+  </w:comment>
+  <w:comment w:id="3" w:author="Gvadoskr" w:date="2025-12-17T17:30:00Z" w:initials="DK">
+    <w:p>
+      <w:pPr>
+        <w:pStyle w:val="aff4"/>
+        <w:shd w:val="clear" w:color="auto" w:fill="FFFFFF"/>
+        <w:rPr>
+          <w:rFonts w:ascii="Roboto" w:hAnsi="Roboto"/>
+          <w:sz w:val="26"/>
+          <w:szCs w:val="26"/>
+        </w:rPr>
+      </w:pPr>
+      <w:r>
+        <w:rPr>
+          <w:rStyle w:val="aff"/>
+        </w:rPr>
+        <w:annotationRef/>
+      </w:r>
+      <w:r>
+        <w:rPr>
+          <w:rFonts w:ascii="Roboto" w:hAnsi="Roboto"/>
+          <w:sz w:val="26"/>
+          <w:szCs w:val="26"/>
+        </w:rPr>
+        <w:t>Определить крупные блоки архитектуры:</w:t>
+      </w:r>
+    </w:p>
+    <w:p>
+      <w:pPr>
+        <w:numPr>
+          <w:ilvl w:val="0"/>
+          <w:numId w:val="10"/>
+        </w:numPr>
+        <w:shd w:val="clear" w:color="auto" w:fill="FFFFFF"/>
+        <w:spacing w:before="100" w:beforeAutospacing="1" w:after="120" w:line="240" w:lineRule="auto"/>
+        <w:ind w:left="1170"/>
+        <w:rPr>
+          <w:rFonts w:ascii="Roboto" w:eastAsia="Times New Roman" w:hAnsi="Roboto"/>
+          <w:sz w:val="26"/>
+          <w:szCs w:val="26"/>
+          <w:lang w:eastAsia="ru-RU"/>
+        </w:rPr>
+      </w:pPr>
+      <w:r>
+        <w:rPr>
+          <w:rFonts w:ascii="Roboto" w:eastAsia="Times New Roman" w:hAnsi="Roboto"/>
+          <w:sz w:val="26"/>
+          <w:szCs w:val="26"/>
+          <w:lang w:eastAsia="ru-RU"/>
+        </w:rPr>
+        <w:t>Web-интерфейс</w:t>
+      </w:r>
+    </w:p>
+    <w:p>
+      <w:pPr>
+        <w:numPr>
+          <w:ilvl w:val="0"/>
+          <w:numId w:val="10"/>
+        </w:numPr>
+        <w:shd w:val="clear" w:color="auto" w:fill="FFFFFF"/>
+        <w:spacing w:before="100" w:beforeAutospacing="1" w:after="120" w:line="240" w:lineRule="auto"/>
+        <w:ind w:left="1170"/>
+        <w:rPr>
+          <w:rFonts w:ascii="Roboto" w:eastAsia="Times New Roman" w:hAnsi="Roboto"/>
+          <w:sz w:val="26"/>
+          <w:szCs w:val="26"/>
+          <w:lang w:eastAsia="ru-RU"/>
+        </w:rPr>
+      </w:pPr>
+      <w:proofErr w:type="spellStart"/>
+      <w:r>
+        <w:rPr>
+          <w:rFonts w:ascii="Roboto" w:eastAsia="Times New Roman" w:hAnsi="Roboto"/>
+          <w:sz w:val="26"/>
+          <w:szCs w:val="26"/>
+          <w:lang w:eastAsia="ru-RU"/>
+        </w:rPr>
+        <w:t>Backend</w:t>
+      </w:r>
+      <w:proofErr w:type="spellEnd"/>
+      <w:r>
+        <w:rPr>
+          <w:rFonts w:ascii="Roboto" w:eastAsia="Times New Roman" w:hAnsi="Roboto"/>
+          <w:sz w:val="26"/>
+          <w:szCs w:val="26"/>
+          <w:lang w:eastAsia="ru-RU"/>
+        </w:rPr>
+        <w:t xml:space="preserve"> API</w:t>
+      </w:r>
+    </w:p>
+    <w:p>
+      <w:pPr>
+        <w:numPr>
+          <w:ilvl w:val="0"/>
+          <w:numId w:val="10"/>
+        </w:numPr>
+        <w:shd w:val="clear" w:color="auto" w:fill="FFFFFF"/>
+        <w:spacing w:before="100" w:beforeAutospacing="1" w:after="120" w:line="240" w:lineRule="auto"/>
+        <w:ind w:left="1170"/>
+        <w:rPr>
+          <w:rFonts w:ascii="Roboto" w:eastAsia="Times New Roman" w:hAnsi="Roboto"/>
+          <w:sz w:val="26"/>
+          <w:szCs w:val="26"/>
+          <w:lang w:eastAsia="ru-RU"/>
+        </w:rPr>
+      </w:pPr>
+      <w:r>
+        <w:rPr>
+          <w:rFonts w:ascii="Roboto" w:eastAsia="Times New Roman" w:hAnsi="Roboto"/>
+          <w:sz w:val="26"/>
+          <w:szCs w:val="26"/>
+          <w:lang w:eastAsia="ru-RU"/>
+        </w:rPr>
+        <w:t>База данных</w:t>
+      </w:r>
+    </w:p>
+    <w:p>
+      <w:pPr>
+        <w:numPr>
+          <w:ilvl w:val="0"/>
+          <w:numId w:val="10"/>
+        </w:numPr>
+        <w:shd w:val="clear" w:color="auto" w:fill="FFFFFF"/>
+        <w:spacing w:before="100" w:beforeAutospacing="1" w:after="120" w:line="240" w:lineRule="auto"/>
+        <w:ind w:left="1170"/>
+        <w:rPr>
+          <w:rFonts w:ascii="Roboto" w:eastAsia="Times New Roman" w:hAnsi="Roboto"/>
+          <w:sz w:val="26"/>
+          <w:szCs w:val="26"/>
+          <w:lang w:eastAsia="ru-RU"/>
+        </w:rPr>
+      </w:pPr>
+      <w:r>
+        <w:rPr>
+          <w:rFonts w:ascii="Roboto" w:eastAsia="Times New Roman" w:hAnsi="Roboto"/>
+          <w:sz w:val="26"/>
+          <w:szCs w:val="26"/>
+          <w:lang w:eastAsia="ru-RU"/>
+        </w:rPr>
+        <w:t>Очередь сообщений</w:t>
+      </w:r>
+    </w:p>
+    <w:p>
+      <w:pPr>
+        <w:numPr>
+          <w:ilvl w:val="0"/>
+          <w:numId w:val="10"/>
+        </w:numPr>
+        <w:shd w:val="clear" w:color="auto" w:fill="FFFFFF"/>
+        <w:spacing w:before="100" w:beforeAutospacing="1" w:after="0" w:line="240" w:lineRule="auto"/>
+        <w:ind w:left="1170"/>
+        <w:rPr>
+          <w:rFonts w:ascii="Roboto" w:eastAsia="Times New Roman" w:hAnsi="Roboto"/>
+          <w:sz w:val="26"/>
+          <w:szCs w:val="26"/>
+          <w:lang w:eastAsia="ru-RU"/>
+        </w:rPr>
+      </w:pPr>
+      <w:r>
+        <w:rPr>
+          <w:rFonts w:ascii="Roboto" w:eastAsia="Times New Roman" w:hAnsi="Roboto"/>
+          <w:sz w:val="26"/>
+          <w:szCs w:val="26"/>
+          <w:lang w:eastAsia="ru-RU"/>
+        </w:rPr>
+        <w:t>Внешние интеграции</w:t>
+      </w:r>
+    </w:p>
+  </w:comment>
+  <w:comment w:id="4" w:author="Gvadoskr" w:date="2025-12-17T17:30:00Z" w:initials="DK">
+    <w:p>
+      <w:pPr>
+        <w:pStyle w:val="aff4"/>
+        <w:shd w:val="clear" w:color="auto" w:fill="FFFFFF"/>
+        <w:rPr>
+          <w:rFonts w:ascii="Roboto" w:hAnsi="Roboto"/>
+          <w:sz w:val="26"/>
+          <w:szCs w:val="26"/>
+        </w:rPr>
+      </w:pPr>
+      <w:r>
+        <w:rPr>
+          <w:rStyle w:val="aff"/>
+        </w:rPr>
+        <w:annotationRef/>
+      </w:r>
+      <w:r>
+        <w:rPr>
+          <w:rFonts w:ascii="Roboto" w:hAnsi="Roboto"/>
+          <w:sz w:val="26"/>
+          <w:szCs w:val="26"/>
+        </w:rPr>
+        <w:t>На основе структуры контейнеров:</w:t>
+      </w:r>
+    </w:p>
+    <w:p>
+      <w:pPr>
+        <w:numPr>
+          <w:ilvl w:val="0"/>
+          <w:numId w:val="11"/>
+        </w:numPr>
+        <w:shd w:val="clear" w:color="auto" w:fill="FFFFFF"/>
+        <w:spacing w:before="100" w:beforeAutospacing="1" w:after="120" w:line="240" w:lineRule="auto"/>
+        <w:ind w:left="1170"/>
+        <w:rPr>
+          <w:rFonts w:ascii="Roboto" w:eastAsia="Times New Roman" w:hAnsi="Roboto"/>
+          <w:sz w:val="26"/>
+          <w:szCs w:val="26"/>
+          <w:lang w:eastAsia="ru-RU"/>
+        </w:rPr>
+      </w:pPr>
+      <w:r>
+        <w:rPr>
+          <w:rFonts w:ascii="Roboto" w:eastAsia="Times New Roman" w:hAnsi="Roboto"/>
+          <w:sz w:val="26"/>
+          <w:szCs w:val="26"/>
+          <w:lang w:eastAsia="ru-RU"/>
+        </w:rPr>
+        <w:t>выделить контроллеры;</w:t>
+      </w:r>
+    </w:p>
+    <w:p>
+      <w:pPr>
+        <w:numPr>
+          <w:ilvl w:val="0"/>
+          <w:numId w:val="11"/>
+        </w:numPr>
+        <w:shd w:val="clear" w:color="auto" w:fill="FFFFFF"/>
+        <w:spacing w:before="100" w:beforeAutospacing="1" w:after="120" w:line="240" w:lineRule="auto"/>
+        <w:ind w:left="1170"/>
+        <w:rPr>
+          <w:rFonts w:ascii="Roboto" w:eastAsia="Times New Roman" w:hAnsi="Roboto"/>
+          <w:sz w:val="26"/>
+          <w:szCs w:val="26"/>
+          <w:lang w:eastAsia="ru-RU"/>
+        </w:rPr>
+      </w:pPr>
+      <w:r>
+        <w:rPr>
+          <w:rFonts w:ascii="Roboto" w:eastAsia="Times New Roman" w:hAnsi="Roboto"/>
+          <w:sz w:val="26"/>
+          <w:szCs w:val="26"/>
+          <w:lang w:eastAsia="ru-RU"/>
+        </w:rPr>
+        <w:t>выделить сервисы бизнес-логики;</w:t>
+      </w:r>
+    </w:p>
+    <w:p>
+      <w:pPr>
+        <w:numPr>
+          <w:ilvl w:val="0"/>
+          <w:numId w:val="11"/>
+        </w:numPr>
+        <w:shd w:val="clear" w:color="auto" w:fill="FFFFFF"/>
+        <w:spacing w:before="100" w:beforeAutospacing="1" w:after="120" w:line="240" w:lineRule="auto"/>
+        <w:ind w:left="1170"/>
+        <w:rPr>
+          <w:rFonts w:ascii="Roboto" w:eastAsia="Times New Roman" w:hAnsi="Roboto"/>
+          <w:sz w:val="26"/>
+          <w:szCs w:val="26"/>
+          <w:lang w:eastAsia="ru-RU"/>
+        </w:rPr>
+      </w:pPr>
+      <w:r>
+        <w:rPr>
+          <w:rFonts w:ascii="Roboto" w:eastAsia="Times New Roman" w:hAnsi="Roboto"/>
+          <w:sz w:val="26"/>
+          <w:szCs w:val="26"/>
+          <w:lang w:eastAsia="ru-RU"/>
+        </w:rPr>
+        <w:t>определить репозитории;</w:t>
+      </w:r>
+    </w:p>
+    <w:p>
+      <w:pPr>
+        <w:numPr>
+          <w:ilvl w:val="0"/>
+          <w:numId w:val="11"/>
+        </w:numPr>
+        <w:shd w:val="clear" w:color="auto" w:fill="FFFFFF"/>
+        <w:spacing w:before="100" w:beforeAutospacing="1" w:after="120" w:line="240" w:lineRule="auto"/>
+        <w:ind w:left="1170"/>
+        <w:rPr>
+          <w:rFonts w:ascii="Roboto" w:eastAsia="Times New Roman" w:hAnsi="Roboto"/>
+          <w:sz w:val="26"/>
+          <w:szCs w:val="26"/>
+          <w:lang w:eastAsia="ru-RU"/>
+        </w:rPr>
+      </w:pPr>
+      <w:r>
+        <w:rPr>
+          <w:rFonts w:ascii="Roboto" w:eastAsia="Times New Roman" w:hAnsi="Roboto"/>
+          <w:sz w:val="26"/>
+          <w:szCs w:val="26"/>
+          <w:lang w:eastAsia="ru-RU"/>
+        </w:rPr>
+        <w:t>определить адаптеры внешних систем;</w:t>
+      </w:r>
+    </w:p>
+    <w:p>
+      <w:pPr>
+        <w:numPr>
+          <w:ilvl w:val="0"/>
+          <w:numId w:val="11"/>
+        </w:numPr>
+        <w:shd w:val="clear" w:color="auto" w:fill="FFFFFF"/>
+        <w:spacing w:before="100" w:beforeAutospacing="1" w:after="0" w:line="240" w:lineRule="auto"/>
+        <w:ind w:left="1170"/>
+        <w:rPr>
+          <w:rFonts w:ascii="Roboto" w:eastAsia="Times New Roman" w:hAnsi="Roboto"/>
+          <w:sz w:val="26"/>
+          <w:szCs w:val="26"/>
+          <w:lang w:eastAsia="ru-RU"/>
+        </w:rPr>
+      </w:pPr>
+      <w:r>
+        <w:rPr>
+          <w:rFonts w:ascii="Roboto" w:eastAsia="Times New Roman" w:hAnsi="Roboto"/>
+          <w:sz w:val="26"/>
+          <w:szCs w:val="26"/>
+          <w:lang w:eastAsia="ru-RU"/>
+        </w:rPr>
+        <w:t>описать события (если система событийная).</w:t>
+      </w:r>
+    </w:p>
+    <w:p>
+      <w:pPr>
+        <w:shd w:val="clear" w:color="auto" w:fill="FFFFFF"/>
+        <w:spacing w:before="100" w:beforeAutospacing="1" w:after="100" w:afterAutospacing="1" w:line="240" w:lineRule="auto"/>
+        <w:rPr>
+          <w:rFonts w:ascii="Roboto" w:eastAsia="Times New Roman" w:hAnsi="Roboto"/>
+          <w:sz w:val="26"/>
+          <w:szCs w:val="26"/>
+          <w:lang w:eastAsia="ru-RU"/>
+        </w:rPr>
+      </w:pPr>
+      <w:r>
+        <w:rPr>
+          <w:rFonts w:ascii="Roboto" w:eastAsia="Times New Roman" w:hAnsi="Roboto"/>
+          <w:b/>
+          <w:bCs/>
+          <w:sz w:val="26"/>
+          <w:szCs w:val="26"/>
+          <w:lang w:eastAsia="ru-RU"/>
+        </w:rPr>
+        <w:t>Результат:</w:t>
+      </w:r>
+      <w:r>
+        <w:rPr>
+          <w:rFonts w:ascii="Roboto" w:eastAsia="Times New Roman" w:hAnsi="Roboto"/>
+          <w:sz w:val="26"/>
+          <w:szCs w:val="26"/>
+          <w:lang w:eastAsia="ru-RU"/>
+        </w:rPr>
+        <w:t> текстовое описание компонентов.</w:t>
+      </w:r>
+    </w:p>
+    <w:p>
+      <w:pPr>
+        <w:pStyle w:val="aff0"/>
+      </w:pPr>
+    </w:p>
+  </w:comment>
+  <w:comment w:id="5" w:author="Gvadoskr" w:date="2025-12-17T17:31:00Z" w:initials="DK">
+    <w:p>
+      <w:pPr>
+        <w:pStyle w:val="aff4"/>
+        <w:shd w:val="clear" w:color="auto" w:fill="FFFFFF"/>
+        <w:rPr>
+          <w:rFonts w:ascii="Roboto" w:hAnsi="Roboto"/>
+          <w:sz w:val="26"/>
+          <w:szCs w:val="26"/>
+        </w:rPr>
+      </w:pPr>
+      <w:r>
+        <w:rPr>
+          <w:rStyle w:val="aff"/>
+        </w:rPr>
+        <w:annotationRef/>
+      </w:r>
+      <w:r>
+        <w:rPr>
+          <w:rFonts w:ascii="Roboto" w:hAnsi="Roboto"/>
+          <w:sz w:val="26"/>
+          <w:szCs w:val="26"/>
+        </w:rPr>
+        <w:t xml:space="preserve">Для выбранного контейнера (обычно </w:t>
+      </w:r>
+      <w:proofErr w:type="spellStart"/>
+      <w:r>
+        <w:rPr>
+          <w:rFonts w:ascii="Roboto" w:hAnsi="Roboto"/>
+          <w:sz w:val="26"/>
+          <w:szCs w:val="26"/>
+        </w:rPr>
+        <w:t>Backend</w:t>
+      </w:r>
+      <w:proofErr w:type="spellEnd"/>
+      <w:r>
+        <w:rPr>
+          <w:rFonts w:ascii="Roboto" w:hAnsi="Roboto"/>
+          <w:sz w:val="26"/>
+          <w:szCs w:val="26"/>
+        </w:rPr>
+        <w:t xml:space="preserve"> API):</w:t>
+      </w:r>
+    </w:p>
+    <w:p>
+      <w:pPr>
+        <w:numPr>
+          <w:ilvl w:val="0"/>
+          <w:numId w:val="12"/>
+        </w:numPr>
+        <w:shd w:val="clear" w:color="auto" w:fill="FFFFFF"/>
+        <w:spacing w:before="100" w:beforeAutospacing="1" w:after="120" w:line="240" w:lineRule="auto"/>
+        <w:ind w:left="1170"/>
+        <w:rPr>
+          <w:rFonts w:ascii="Roboto" w:eastAsia="Times New Roman" w:hAnsi="Roboto"/>
+          <w:sz w:val="26"/>
+          <w:szCs w:val="26"/>
+          <w:lang w:eastAsia="ru-RU"/>
+        </w:rPr>
+      </w:pPr>
+      <w:r>
+        <w:rPr>
+          <w:rFonts w:ascii="Roboto" w:eastAsia="Times New Roman" w:hAnsi="Roboto"/>
+          <w:sz w:val="26"/>
+          <w:szCs w:val="26"/>
+          <w:lang w:eastAsia="ru-RU"/>
+        </w:rPr>
+        <w:t>построить диаграмму </w:t>
+      </w:r>
+      <w:r>
+        <w:rPr>
+          <w:rFonts w:ascii="Roboto" w:eastAsia="Times New Roman" w:hAnsi="Roboto"/>
+          <w:b/>
+          <w:bCs/>
+          <w:sz w:val="26"/>
+          <w:szCs w:val="26"/>
+          <w:lang w:eastAsia="ru-RU"/>
+        </w:rPr>
+        <w:t xml:space="preserve">C4 </w:t>
+      </w:r>
+      <w:proofErr w:type="spellStart"/>
+      <w:r>
+        <w:rPr>
+          <w:rFonts w:ascii="Roboto" w:eastAsia="Times New Roman" w:hAnsi="Roboto"/>
+          <w:b/>
+          <w:bCs/>
+          <w:sz w:val="26"/>
+          <w:szCs w:val="26"/>
+          <w:lang w:eastAsia="ru-RU"/>
+        </w:rPr>
+        <w:t>Component</w:t>
+      </w:r>
+      <w:proofErr w:type="spellEnd"/>
+      <w:r>
+        <w:rPr>
+          <w:rFonts w:ascii="Roboto" w:eastAsia="Times New Roman" w:hAnsi="Roboto"/>
+          <w:sz w:val="26"/>
+          <w:szCs w:val="26"/>
+          <w:lang w:eastAsia="ru-RU"/>
+        </w:rPr>
+        <w:t>,</w:t>
+      </w:r>
+    </w:p>
+    <w:p>
+      <w:pPr>
+        <w:numPr>
+          <w:ilvl w:val="0"/>
+          <w:numId w:val="12"/>
+        </w:numPr>
+        <w:shd w:val="clear" w:color="auto" w:fill="FFFFFF"/>
+        <w:spacing w:before="100" w:beforeAutospacing="1" w:after="0" w:line="240" w:lineRule="auto"/>
+        <w:ind w:left="1170"/>
+        <w:rPr>
+          <w:rFonts w:ascii="Roboto" w:eastAsia="Times New Roman" w:hAnsi="Roboto"/>
+          <w:sz w:val="26"/>
+          <w:szCs w:val="26"/>
+          <w:lang w:eastAsia="ru-RU"/>
+        </w:rPr>
+      </w:pPr>
+      <w:r>
+        <w:rPr>
+          <w:rFonts w:ascii="Roboto" w:eastAsia="Times New Roman" w:hAnsi="Roboto"/>
+          <w:sz w:val="26"/>
+          <w:szCs w:val="26"/>
+          <w:lang w:eastAsia="ru-RU"/>
+        </w:rPr>
+        <w:t>показать связи между компонентами (</w:t>
+      </w:r>
+      <w:proofErr w:type="spellStart"/>
+      <w:r>
+        <w:rPr>
+          <w:rFonts w:ascii="Roboto" w:eastAsia="Times New Roman" w:hAnsi="Roboto"/>
+          <w:sz w:val="26"/>
+          <w:szCs w:val="26"/>
+          <w:lang w:eastAsia="ru-RU"/>
+        </w:rPr>
+        <w:t>Controller</w:t>
+      </w:r>
+      <w:proofErr w:type="spellEnd"/>
+      <w:r>
+        <w:rPr>
+          <w:rFonts w:ascii="Roboto" w:eastAsia="Times New Roman" w:hAnsi="Roboto"/>
+          <w:sz w:val="26"/>
+          <w:szCs w:val="26"/>
+          <w:lang w:eastAsia="ru-RU"/>
+        </w:rPr>
+        <w:t xml:space="preserve"> </w:t>
+      </w:r>
+      <w:r>
+        <w:rPr>
+          <w:rFonts w:ascii="Times New Roman" w:eastAsia="Times New Roman" w:hAnsi="Times New Roman"/>
+          <w:sz w:val="26"/>
+          <w:szCs w:val="26"/>
+          <w:lang w:eastAsia="ru-RU"/>
+        </w:rPr>
+        <w:t>→</w:t>
+      </w:r>
+      <w:r>
+        <w:rPr>
+          <w:rFonts w:ascii="Roboto" w:eastAsia="Times New Roman" w:hAnsi="Roboto"/>
+          <w:sz w:val="26"/>
+          <w:szCs w:val="26"/>
+          <w:lang w:eastAsia="ru-RU"/>
+        </w:rPr>
+        <w:t xml:space="preserve"> Service </w:t>
+      </w:r>
+      <w:r>
+        <w:rPr>
+          <w:rFonts w:ascii="Times New Roman" w:eastAsia="Times New Roman" w:hAnsi="Times New Roman"/>
+          <w:sz w:val="26"/>
+          <w:szCs w:val="26"/>
+          <w:lang w:eastAsia="ru-RU"/>
+        </w:rPr>
+        <w:t>→</w:t>
+      </w:r>
+      <w:r>
+        <w:rPr>
+          <w:rFonts w:ascii="Roboto" w:eastAsia="Times New Roman" w:hAnsi="Roboto"/>
+          <w:sz w:val="26"/>
+          <w:szCs w:val="26"/>
+          <w:lang w:eastAsia="ru-RU"/>
+        </w:rPr>
+        <w:t xml:space="preserve"> </w:t>
+      </w:r>
+      <w:proofErr w:type="spellStart"/>
+      <w:r>
+        <w:rPr>
+          <w:rFonts w:ascii="Roboto" w:eastAsia="Times New Roman" w:hAnsi="Roboto"/>
+          <w:sz w:val="26"/>
+          <w:szCs w:val="26"/>
+          <w:lang w:eastAsia="ru-RU"/>
+        </w:rPr>
+        <w:t>Repository</w:t>
+      </w:r>
+      <w:proofErr w:type="spellEnd"/>
+      <w:r>
+        <w:rPr>
+          <w:rFonts w:ascii="Roboto" w:eastAsia="Times New Roman" w:hAnsi="Roboto"/>
+          <w:sz w:val="26"/>
+          <w:szCs w:val="26"/>
+          <w:lang w:eastAsia="ru-RU"/>
+        </w:rPr>
+        <w:t>).</w:t>
+      </w:r>
+    </w:p>
+    <w:p>
+      <w:pPr>
+        <w:shd w:val="clear" w:color="auto" w:fill="FFFFFF"/>
+        <w:spacing w:before="100" w:beforeAutospacing="1" w:after="100" w:afterAutospacing="1" w:line="240" w:lineRule="auto"/>
+        <w:rPr>
+          <w:rFonts w:ascii="Roboto" w:eastAsia="Times New Roman" w:hAnsi="Roboto"/>
+          <w:sz w:val="26"/>
+          <w:szCs w:val="26"/>
+          <w:lang w:eastAsia="ru-RU"/>
+        </w:rPr>
+      </w:pPr>
+      <w:r>
+        <w:rPr>
+          <w:rFonts w:ascii="Roboto" w:eastAsia="Times New Roman" w:hAnsi="Roboto"/>
+          <w:sz w:val="26"/>
+          <w:szCs w:val="26"/>
+          <w:lang w:eastAsia="ru-RU"/>
+        </w:rPr>
+        <w:t xml:space="preserve">Если проект </w:t>
+      </w:r>
+      <w:proofErr w:type="spellStart"/>
+      <w:r>
+        <w:rPr>
+          <w:rFonts w:ascii="Roboto" w:eastAsia="Times New Roman" w:hAnsi="Roboto"/>
+          <w:sz w:val="26"/>
+          <w:szCs w:val="26"/>
+          <w:lang w:eastAsia="ru-RU"/>
+        </w:rPr>
+        <w:t>микросервисный</w:t>
+      </w:r>
+      <w:proofErr w:type="spellEnd"/>
+      <w:r>
+        <w:rPr>
+          <w:rFonts w:ascii="Roboto" w:eastAsia="Times New Roman" w:hAnsi="Roboto"/>
+          <w:sz w:val="26"/>
+          <w:szCs w:val="26"/>
+          <w:lang w:eastAsia="ru-RU"/>
+        </w:rPr>
+        <w:t xml:space="preserve"> — построить компонентные диаграммы для каждого сервиса.</w:t>
+      </w:r>
+    </w:p>
+    <w:p>
+      <w:pPr>
+        <w:pStyle w:val="aff0"/>
+      </w:pPr>
+    </w:p>
+  </w:comment>
+  <w:comment w:id="6" w:author="Gvadoskr" w:date="2025-12-17T17:31:00Z" w:initials="DK">
+    <w:p>
+      <w:pPr>
+        <w:pStyle w:val="aff4"/>
+        <w:shd w:val="clear" w:color="auto" w:fill="FFFFFF"/>
+        <w:rPr>
+          <w:rFonts w:ascii="Roboto" w:hAnsi="Roboto"/>
+          <w:sz w:val="26"/>
+          <w:szCs w:val="26"/>
+        </w:rPr>
+      </w:pPr>
+      <w:r>
+        <w:rPr>
+          <w:rStyle w:val="aff"/>
+        </w:rPr>
+        <w:annotationRef/>
+      </w:r>
+      <w:r>
+        <w:rPr>
+          <w:rFonts w:ascii="Roboto" w:hAnsi="Roboto"/>
+          <w:sz w:val="26"/>
+          <w:szCs w:val="26"/>
+        </w:rPr>
+        <w:t>Построить </w:t>
+      </w:r>
+      <w:r>
+        <w:rPr>
+          <w:rStyle w:val="afb"/>
+          <w:rFonts w:ascii="Roboto" w:eastAsia="Arial" w:hAnsi="Roboto"/>
+          <w:sz w:val="26"/>
+          <w:szCs w:val="26"/>
+        </w:rPr>
+        <w:t xml:space="preserve">C4 Code </w:t>
+      </w:r>
+      <w:proofErr w:type="spellStart"/>
+      <w:r>
+        <w:rPr>
+          <w:rStyle w:val="afb"/>
+          <w:rFonts w:ascii="Roboto" w:eastAsia="Arial" w:hAnsi="Roboto"/>
+          <w:sz w:val="26"/>
+          <w:szCs w:val="26"/>
+        </w:rPr>
+        <w:t>Diagram</w:t>
+      </w:r>
+      <w:proofErr w:type="spellEnd"/>
+      <w:r>
+        <w:rPr>
+          <w:rFonts w:ascii="Roboto" w:hAnsi="Roboto"/>
+          <w:sz w:val="26"/>
+          <w:szCs w:val="26"/>
+        </w:rPr>
+        <w:t xml:space="preserve"> для ключевой сущности (например, </w:t>
+      </w:r>
+      <w:proofErr w:type="spellStart"/>
+      <w:r>
+        <w:rPr>
+          <w:rFonts w:ascii="Roboto" w:hAnsi="Roboto"/>
+          <w:sz w:val="26"/>
+          <w:szCs w:val="26"/>
+        </w:rPr>
+        <w:t>Order</w:t>
+      </w:r>
+      <w:proofErr w:type="spellEnd"/>
+      <w:r>
+        <w:rPr>
+          <w:rFonts w:ascii="Roboto" w:hAnsi="Roboto"/>
+          <w:sz w:val="26"/>
+          <w:szCs w:val="26"/>
+        </w:rPr>
+        <w:t xml:space="preserve"> или User).</w:t>
+      </w:r>
+    </w:p>
+    <w:p>
+      <w:pPr>
+        <w:pStyle w:val="aff0"/>
+      </w:pPr>
+    </w:p>
+  </w:comment>
+  <w:comment w:id="7" w:author="Gvadoskr" w:date="2025-12-17T17:31:00Z" w:initials="DK">
+    <w:p>
+      <w:pPr>
+        <w:pStyle w:val="aff0"/>
+      </w:pPr>
+      <w:r>
+        <w:rPr>
+          <w:rStyle w:val="aff"/>
+        </w:rPr>
+        <w:annotationRef/>
+      </w:r>
+      <w:r>
+        <w:t>Ответить на контрольные вопросы</w:t>
+      </w:r>
+    </w:p>
+  </w:comment>
+</w:comments>
+</file>
+
+<file path=word/commentsExtended.xml><?xml version="1.0" encoding="utf-8"?>
+<w15:commentsEx xmlns:wpc="http://schemas.microsoft.com/office/word/2010/wordprocessingCanvas" xmlns:cx="http://schemas.microsoft.com/office/drawing/2014/chartex" xmlns:cx1="http://schemas.microsoft.com/office/drawing/2015/9/8/chartex" xmlns:cx2="http://schemas.microsoft.com/office/drawing/2015/10/21/chartex" xmlns:cx3="http://schemas.microsoft.com/office/drawing/2016/5/9/chartex" xmlns:cx4="http://schemas.microsoft.com/office/drawing/2016/5/10/chartex" xmlns:cx5="http://schemas.microsoft.com/office/drawing/2016/5/11/chartex" xmlns:cx6="http://schemas.microsoft.com/office/drawing/2016/5/12/chartex" xmlns:cx7="http://schemas.microsoft.com/office/drawing/2016/5/13/chartex" xmlns:cx8="http://schemas.microsoft.com/office/drawing/2016/5/14/chartex" xmlns:mc="http://schemas.openxmlformats.org/markup-compatibility/2006" xmlns:aink="http://schemas.microsoft.com/office/drawing/2016/ink" xmlns:am3d="http://schemas.microsoft.com/office/drawing/2017/model3d" xmlns:o="urn:schemas-microsoft-com:office:office" xmlns:r="http://schemas.openxmlformats.org/officeDocument/2006/relationships" xmlns:m="http://schemas.openxmlformats.org/officeDocument/2006/math" xmlns:v="urn:schemas-microsoft-com:vml" xmlns:wp14="http://schemas.microsoft.com/office/word/2010/wordprocessingDrawing" xmlns:wp="http://schemas.openxmlformats.org/drawingml/2006/wordprocessingDrawing" xmlns:w10="urn:schemas-microsoft-com:office:word" xmlns:w="http://schemas.openxmlformats.org/wordprocessingml/2006/main" xmlns:w14="http://schemas.microsoft.com/office/word/2010/wordml" xmlns:w15="http://schemas.microsoft.com/office/word/2012/wordml" xmlns:w16cex="http://schemas.microsoft.com/office/word/2018/wordml/cex" xmlns:w16cid="http://schemas.microsoft.com/office/word/2016/wordml/cid" xmlns:w16="http://schemas.microsoft.com/office/word/2018/wordml" xmlns:w16sdtdh="http://schemas.microsoft.com/office/word/2020/wordml/sdtdatahash" xmlns:w16se="http://schemas.microsoft.com/office/word/2015/wordml/symex" xmlns:wpg="http://schemas.microsoft.com/office/word/2010/wordprocessingGroup" xmlns:wpi="http://schemas.microsoft.com/office/word/2010/wordprocessingInk" xmlns:wne="http://schemas.microsoft.com/office/word/2006/wordml" xmlns:wps="http://schemas.microsoft.com/office/word/2010/wordprocessingShape" mc:Ignorable="w14 w15 w16se w16cid w16 w16cex w16sdtdh wp14">
+  <w15:commentEx w15:paraId="30FF5280" w15:done="0"/>
+  <w15:commentEx w15:paraId="4EC83EAF" w15:done="0"/>
+  <w15:commentEx w15:paraId="60619079" w15:done="0"/>
+  <w15:commentEx w15:paraId="1685327F" w15:done="0"/>
+  <w15:commentEx w15:paraId="1341C9AA" w15:done="0"/>
+  <w15:commentEx w15:paraId="2B90A9AF" w15:done="0"/>
+  <w15:commentEx w15:paraId="09843DF5" w15:done="0"/>
+</w15:commentsEx>
+</file>
+
+<file path=word/commentsExtensible.xml><?xml version="1.0" encoding="utf-8"?>
+<w16cex:commentsExtensible xmlns:wpc="http://schemas.microsoft.com/office/word/2010/wordprocessingCanvas" xmlns:cx="http://schemas.microsoft.com/office/drawing/2014/chartex" xmlns:cx1="http://schemas.microsoft.com/office/drawing/2015/9/8/chartex" xmlns:cx2="http://schemas.microsoft.com/office/drawing/2015/10/21/chartex" xmlns:cx3="http://schemas.microsoft.com/office/drawing/2016/5/9/chartex" xmlns:cx4="http://schemas.microsoft.com/office/drawing/2016/5/10/chartex" xmlns:cx5="http://schemas.microsoft.com/office/drawing/2016/5/11/chartex" xmlns:cx6="http://schemas.microsoft.com/office/drawing/2016/5/12/chartex" xmlns:cx7="http://schemas.microsoft.com/office/drawing/2016/5/13/chartex" xmlns:cx8="http://schemas.microsoft.com/office/drawing/2016/5/14/chartex" xmlns:mc="http://schemas.openxmlformats.org/markup-compatibility/2006" xmlns:aink="http://schemas.microsoft.com/office/drawing/2016/ink" xmlns:am3d="http://schemas.microsoft.com/office/drawing/2017/model3d" xmlns:o="urn:schemas-microsoft-com:office:office" xmlns:r="http://schemas.openxmlformats.org/officeDocument/2006/relationships" xmlns:m="http://schemas.openxmlformats.org/officeDocument/2006/math" xmlns:v="urn:schemas-microsoft-com:vml" xmlns:wp14="http://schemas.microsoft.com/office/word/2010/wordprocessingDrawing" xmlns:wp="http://schemas.openxmlformats.org/drawingml/2006/wordprocessingDrawing" xmlns:w10="urn:schemas-microsoft-com:office:word" xmlns:w="http://schemas.openxmlformats.org/wordprocessingml/2006/main" xmlns:w14="http://schemas.microsoft.com/office/word/2010/wordml" xmlns:w15="http://schemas.microsoft.com/office/word/2012/wordml" xmlns:w16cex="http://schemas.microsoft.com/office/word/2018/wordml/cex" xmlns:w16cid="http://schemas.microsoft.com/office/word/2016/wordml/cid" xmlns:w16="http://schemas.microsoft.com/office/word/2018/wordml" xmlns:w16sdtdh="http://schemas.microsoft.com/office/word/2020/wordml/sdtdatahash" xmlns:w16se="http://schemas.microsoft.com/office/word/2015/wordml/symex" xmlns:wpg="http://schemas.microsoft.com/office/word/2010/wordprocessingGroup" xmlns:wpi="http://schemas.microsoft.com/office/word/2010/wordprocessingInk" xmlns:wne="http://schemas.microsoft.com/office/word/2006/wordml" xmlns:wps="http://schemas.microsoft.com/office/word/2010/wordprocessingShape" mc:Ignorable="w14 w15 w16se w16cid w16 w16cex w16sdtdh wp14">
+  <w16cex:commentExtensible w16cex:durableId="2CED6729" w16cex:dateUtc="2025-12-17T14:30:00Z"/>
+  <w16cex:commentExtensible w16cex:durableId="2CED6735" w16cex:dateUtc="2025-12-17T14:30:00Z"/>
+  <w16cex:commentExtensible w16cex:durableId="2CED673E" w16cex:dateUtc="2025-12-17T14:30:00Z"/>
+  <w16cex:commentExtensible w16cex:durableId="2CED674F" w16cex:dateUtc="2025-12-17T14:30:00Z"/>
+  <w16cex:commentExtensible w16cex:durableId="2CED6756" w16cex:dateUtc="2025-12-17T14:31:00Z"/>
+  <w16cex:commentExtensible w16cex:durableId="2CED675B" w16cex:dateUtc="2025-12-17T14:31:00Z"/>
+  <w16cex:commentExtensible w16cex:durableId="2CED6761" w16cex:dateUtc="2025-12-17T14:31:00Z"/>
+</w16cex:commentsExtensible>
+</file>
+
+<file path=word/commentsIds.xml><?xml version="1.0" encoding="utf-8"?>
+<w16cid:commentsIds xmlns:wpc="http://schemas.microsoft.com/office/word/2010/wordprocessingCanvas" xmlns:cx="http://schemas.microsoft.com/office/drawing/2014/chartex" xmlns:cx1="http://schemas.microsoft.com/office/drawing/2015/9/8/chartex" xmlns:cx2="http://schemas.microsoft.com/office/drawing/2015/10/21/chartex" xmlns:cx3="http://schemas.microsoft.com/office/drawing/2016/5/9/chartex" xmlns:cx4="http://schemas.microsoft.com/office/drawing/2016/5/10/chartex" xmlns:cx5="http://schemas.microsoft.com/office/drawing/2016/5/11/chartex" xmlns:cx6="http://schemas.microsoft.com/office/drawing/2016/5/12/chartex" xmlns:cx7="http://schemas.microsoft.com/office/drawing/2016/5/13/chartex" xmlns:cx8="http://schemas.microsoft.com/office/drawing/2016/5/14/chartex" xmlns:mc="http://schemas.openxmlformats.org/markup-compatibility/2006" xmlns:aink="http://schemas.microsoft.com/office/drawing/2016/ink" xmlns:am3d="http://schemas.microsoft.com/office/drawing/2017/model3d" xmlns:o="urn:schemas-microsoft-com:office:office" xmlns:r="http://schemas.openxmlformats.org/officeDocument/2006/relationships" xmlns:m="http://schemas.openxmlformats.org/officeDocument/2006/math" xmlns:v="urn:schemas-microsoft-com:vml" xmlns:wp14="http://schemas.microsoft.com/office/word/2010/wordprocessingDrawing" xmlns:wp="http://schemas.openxmlformats.org/drawingml/2006/wordprocessingDrawing" xmlns:w10="urn:schemas-microsoft-com:office:word" xmlns:w="http://schemas.openxmlformats.org/wordprocessingml/2006/main" xmlns:w14="http://schemas.microsoft.com/office/word/2010/wordml" xmlns:w15="http://schemas.microsoft.com/office/word/2012/wordml" xmlns:w16cex="http://schemas.microsoft.com/office/word/2018/wordml/cex" xmlns:w16cid="http://schemas.microsoft.com/office/word/2016/wordml/cid" xmlns:w16="http://schemas.microsoft.com/office/word/2018/wordml" xmlns:w16sdtdh="http://schemas.microsoft.com/office/word/2020/wordml/sdtdatahash" xmlns:w16se="http://schemas.microsoft.com/office/word/2015/wordml/symex" xmlns:wpg="http://schemas.microsoft.com/office/word/2010/wordprocessingGroup" xmlns:wpi="http://schemas.microsoft.com/office/word/2010/wordprocessingInk" xmlns:wne="http://schemas.microsoft.com/office/word/2006/wordml" xmlns:wps="http://schemas.microsoft.com/office/word/2010/wordprocessingShape" mc:Ignorable="w14 w15 w16se w16cid w16 w16cex w16sdtdh wp14">
+  <w16cid:commentId w16cid:paraId="30FF5280" w16cid:durableId="2CED6729"/>
+  <w16cid:commentId w16cid:paraId="4EC83EAF" w16cid:durableId="2CED6735"/>
+  <w16cid:commentId w16cid:paraId="60619079" w16cid:durableId="2CED673E"/>
+  <w16cid:commentId w16cid:paraId="1685327F" w16cid:durableId="2CED674F"/>
+  <w16cid:commentId w16cid:paraId="1341C9AA" w16cid:durableId="2CED6756"/>
+  <w16cid:commentId w16cid:paraId="2B90A9AF" w16cid:durableId="2CED675B"/>
+  <w16cid:commentId w16cid:paraId="09843DF5" w16cid:durableId="2CED6761"/>
+</w16cid:commentsIds>
 </file>
 
 <file path=word/endnotes.xml><?xml version="1.0" encoding="utf-8"?>
@@ -1919,6 +3615,64 @@
 </w:endnotes>
 </file>
 
+<file path=word/footer1.xml><?xml version="1.0" encoding="utf-8"?>
+<w:ftr xmlns:wpc="http://schemas.microsoft.com/office/word/2010/wordprocessingCanvas" xmlns:cx="http://schemas.microsoft.com/office/drawing/2014/chartex" xmlns:cx1="http://schemas.microsoft.com/office/drawing/2015/9/8/chartex" xmlns:cx2="http://schemas.microsoft.com/office/drawing/2015/10/21/chartex" xmlns:cx3="http://schemas.microsoft.com/office/drawing/2016/5/9/chartex" xmlns:cx4="http://schemas.microsoft.com/office/drawing/2016/5/10/chartex" xmlns:cx5="http://schemas.microsoft.com/office/drawing/2016/5/11/chartex" xmlns:cx6="http://schemas.microsoft.com/office/drawing/2016/5/12/chartex" xmlns:cx7="http://schemas.microsoft.com/office/drawing/2016/5/13/chartex" xmlns:cx8="http://schemas.microsoft.com/office/drawing/2016/5/14/chartex" xmlns:mc="http://schemas.openxmlformats.org/markup-compatibility/2006" xmlns:aink="http://schemas.microsoft.com/office/drawing/2016/ink" xmlns:am3d="http://schemas.microsoft.com/office/drawing/2017/model3d" xmlns:o="urn:schemas-microsoft-com:office:office" xmlns:r="http://schemas.openxmlformats.org/officeDocument/2006/relationships" xmlns:m="http://schemas.openxmlformats.org/officeDocument/2006/math" xmlns:v="urn:schemas-microsoft-com:vml" xmlns:wp14="http://schemas.microsoft.com/office/word/2010/wordprocessingDrawing" xmlns:wp="http://schemas.openxmlformats.org/drawingml/2006/wordprocessingDrawing" xmlns:w10="urn:schemas-microsoft-com:office:word" xmlns:w="http://schemas.openxmlformats.org/wordprocessingml/2006/main" xmlns:w14="http://schemas.microsoft.com/office/word/2010/wordml" xmlns:w15="http://schemas.microsoft.com/office/word/2012/wordml" xmlns:w16cex="http://schemas.microsoft.com/office/word/2018/wordml/cex" xmlns:w16cid="http://schemas.microsoft.com/office/word/2016/wordml/cid" xmlns:w16="http://schemas.microsoft.com/office/word/2018/wordml" xmlns:w16sdtdh="http://schemas.microsoft.com/office/word/2020/wordml/sdtdatahash" xmlns:w16se="http://schemas.microsoft.com/office/word/2015/wordml/symex" xmlns:wpg="http://schemas.microsoft.com/office/word/2010/wordprocessingGroup" xmlns:wpi="http://schemas.microsoft.com/office/word/2010/wordprocessingInk" xmlns:wne="http://schemas.microsoft.com/office/word/2006/wordml" xmlns:wps="http://schemas.microsoft.com/office/word/2010/wordprocessingShape" mc:Ignorable="w14 w15 w16se w16cid w16 w16cex w16sdtdh wp14">
+  <w:p>
+    <w:pPr>
+      <w:pStyle w:val="ab"/>
+    </w:pPr>
+  </w:p>
+</w:ftr>
+</file>
+
+<file path=word/footer2.xml><?xml version="1.0" encoding="utf-8"?>
+<w:ftr xmlns:wpc="http://schemas.microsoft.com/office/word/2010/wordprocessingCanvas" xmlns:cx="http://schemas.microsoft.com/office/drawing/2014/chartex" xmlns:cx1="http://schemas.microsoft.com/office/drawing/2015/9/8/chartex" xmlns:cx2="http://schemas.microsoft.com/office/drawing/2015/10/21/chartex" xmlns:cx3="http://schemas.microsoft.com/office/drawing/2016/5/9/chartex" xmlns:cx4="http://schemas.microsoft.com/office/drawing/2016/5/10/chartex" xmlns:cx5="http://schemas.microsoft.com/office/drawing/2016/5/11/chartex" xmlns:cx6="http://schemas.microsoft.com/office/drawing/2016/5/12/chartex" xmlns:cx7="http://schemas.microsoft.com/office/drawing/2016/5/13/chartex" xmlns:cx8="http://schemas.microsoft.com/office/drawing/2016/5/14/chartex" xmlns:mc="http://schemas.openxmlformats.org/markup-compatibility/2006" xmlns:aink="http://schemas.microsoft.com/office/drawing/2016/ink" xmlns:am3d="http://schemas.microsoft.com/office/drawing/2017/model3d" xmlns:o="urn:schemas-microsoft-com:office:office" xmlns:r="http://schemas.openxmlformats.org/officeDocument/2006/relationships" xmlns:m="http://schemas.openxmlformats.org/officeDocument/2006/math" xmlns:v="urn:schemas-microsoft-com:vml" xmlns:wp14="http://schemas.microsoft.com/office/word/2010/wordprocessingDrawing" xmlns:wp="http://schemas.openxmlformats.org/drawingml/2006/wordprocessingDrawing" xmlns:w10="urn:schemas-microsoft-com:office:word" xmlns:w="http://schemas.openxmlformats.org/wordprocessingml/2006/main" xmlns:w14="http://schemas.microsoft.com/office/word/2010/wordml" xmlns:w15="http://schemas.microsoft.com/office/word/2012/wordml" xmlns:w16cex="http://schemas.microsoft.com/office/word/2018/wordml/cex" xmlns:w16cid="http://schemas.microsoft.com/office/word/2016/wordml/cid" xmlns:w16="http://schemas.microsoft.com/office/word/2018/wordml" xmlns:w16sdtdh="http://schemas.microsoft.com/office/word/2020/wordml/sdtdatahash" xmlns:w16se="http://schemas.microsoft.com/office/word/2015/wordml/symex" xmlns:wpg="http://schemas.microsoft.com/office/word/2010/wordprocessingGroup" xmlns:wpi="http://schemas.microsoft.com/office/word/2010/wordprocessingInk" xmlns:wne="http://schemas.microsoft.com/office/word/2006/wordml" xmlns:wps="http://schemas.microsoft.com/office/word/2010/wordprocessingShape" mc:Ignorable="w14 w15 w16se w16cid w16 w16cex w16sdtdh wp14">
+  <w:sdt>
+    <w:sdtPr>
+      <w:id w:val="1026759305"/>
+      <w:docPartObj>
+        <w:docPartGallery w:val="Page Numbers (Bottom of Page)"/>
+        <w:docPartUnique/>
+      </w:docPartObj>
+    </w:sdtPr>
+    <w:sdtEndPr/>
+    <w:sdtContent>
+      <w:p>
+        <w:pPr>
+          <w:pStyle w:val="ab"/>
+          <w:jc w:val="center"/>
+        </w:pPr>
+        <w:r>
+          <w:fldChar w:fldCharType="begin"/>
+        </w:r>
+        <w:r>
+          <w:instrText>PAGE   \* MERGEFORMAT</w:instrText>
+        </w:r>
+        <w:r>
+          <w:fldChar w:fldCharType="separate"/>
+        </w:r>
+        <w:r>
+          <w:t>2</w:t>
+        </w:r>
+        <w:r>
+          <w:fldChar w:fldCharType="end"/>
+        </w:r>
+      </w:p>
+    </w:sdtContent>
+  </w:sdt>
+</w:ftr>
+</file>
+
+<file path=word/footer3.xml><?xml version="1.0" encoding="utf-8"?>
+<w:ftr xmlns:wpc="http://schemas.microsoft.com/office/word/2010/wordprocessingCanvas" xmlns:cx="http://schemas.microsoft.com/office/drawing/2014/chartex" xmlns:cx1="http://schemas.microsoft.com/office/drawing/2015/9/8/chartex" xmlns:cx2="http://schemas.microsoft.com/office/drawing/2015/10/21/chartex" xmlns:cx3="http://schemas.microsoft.com/office/drawing/2016/5/9/chartex" xmlns:cx4="http://schemas.microsoft.com/office/drawing/2016/5/10/chartex" xmlns:cx5="http://schemas.microsoft.com/office/drawing/2016/5/11/chartex" xmlns:cx6="http://schemas.microsoft.com/office/drawing/2016/5/12/chartex" xmlns:cx7="http://schemas.microsoft.com/office/drawing/2016/5/13/chartex" xmlns:cx8="http://schemas.microsoft.com/office/drawing/2016/5/14/chartex" xmlns:mc="http://schemas.openxmlformats.org/markup-compatibility/2006" xmlns:aink="http://schemas.microsoft.com/office/drawing/2016/ink" xmlns:am3d="http://schemas.microsoft.com/office/drawing/2017/model3d" xmlns:o="urn:schemas-microsoft-com:office:office" xmlns:r="http://schemas.openxmlformats.org/officeDocument/2006/relationships" xmlns:m="http://schemas.openxmlformats.org/officeDocument/2006/math" xmlns:v="urn:schemas-microsoft-com:vml" xmlns:wp14="http://schemas.microsoft.com/office/word/2010/wordprocessingDrawing" xmlns:wp="http://schemas.openxmlformats.org/drawingml/2006/wordprocessingDrawing" xmlns:w10="urn:schemas-microsoft-com:office:word" xmlns:w="http://schemas.openxmlformats.org/wordprocessingml/2006/main" xmlns:w14="http://schemas.microsoft.com/office/word/2010/wordml" xmlns:w15="http://schemas.microsoft.com/office/word/2012/wordml" xmlns:w16cex="http://schemas.microsoft.com/office/word/2018/wordml/cex" xmlns:w16cid="http://schemas.microsoft.com/office/word/2016/wordml/cid" xmlns:w16="http://schemas.microsoft.com/office/word/2018/wordml" xmlns:w16sdtdh="http://schemas.microsoft.com/office/word/2020/wordml/sdtdatahash" xmlns:w16se="http://schemas.microsoft.com/office/word/2015/wordml/symex" xmlns:wpg="http://schemas.microsoft.com/office/word/2010/wordprocessingGroup" xmlns:wpi="http://schemas.microsoft.com/office/word/2010/wordprocessingInk" xmlns:wne="http://schemas.microsoft.com/office/word/2006/wordml" xmlns:wps="http://schemas.microsoft.com/office/word/2010/wordprocessingShape" mc:Ignorable="w14 w15 w16se w16cid w16 w16cex w16sdtdh wp14">
+  <w:p>
+    <w:pPr>
+      <w:pStyle w:val="ab"/>
+    </w:pPr>
+  </w:p>
+</w:ftr>
+</file>
+
 <file path=word/footnotes.xml><?xml version="1.0" encoding="utf-8"?>
 <w:footnotes xmlns:wpc="http://schemas.microsoft.com/office/word/2010/wordprocessingCanvas" xmlns:cx="http://schemas.microsoft.com/office/drawing/2014/chartex" xmlns:cx1="http://schemas.microsoft.com/office/drawing/2015/9/8/chartex" xmlns:cx2="http://schemas.microsoft.com/office/drawing/2015/10/21/chartex" xmlns:cx3="http://schemas.microsoft.com/office/drawing/2016/5/9/chartex" xmlns:cx4="http://schemas.microsoft.com/office/drawing/2016/5/10/chartex" xmlns:cx5="http://schemas.microsoft.com/office/drawing/2016/5/11/chartex" xmlns:cx6="http://schemas.microsoft.com/office/drawing/2016/5/12/chartex" xmlns:cx7="http://schemas.microsoft.com/office/drawing/2016/5/13/chartex" xmlns:cx8="http://schemas.microsoft.com/office/drawing/2016/5/14/chartex" xmlns:mc="http://schemas.openxmlformats.org/markup-compatibility/2006" xmlns:aink="http://schemas.microsoft.com/office/drawing/2016/ink" xmlns:am3d="http://schemas.microsoft.com/office/drawing/2017/model3d" xmlns:o="urn:schemas-microsoft-com:office:office" xmlns:r="http://schemas.openxmlformats.org/officeDocument/2006/relationships" xmlns:m="http://schemas.openxmlformats.org/officeDocument/2006/math" xmlns:v="urn:schemas-microsoft-com:vml" xmlns:wp14="http://schemas.microsoft.com/office/word/2010/wordprocessingDrawing" xmlns:wp="http://schemas.openxmlformats.org/drawingml/2006/wordprocessingDrawing" xmlns:w10="urn:schemas-microsoft-com:office:word" xmlns:w="http://schemas.openxmlformats.org/wordprocessingml/2006/main" xmlns:w14="http://schemas.microsoft.com/office/word/2010/wordml" xmlns:w15="http://schemas.microsoft.com/office/word/2012/wordml" xmlns:w16cex="http://schemas.microsoft.com/office/word/2018/wordml/cex" xmlns:w16cid="http://schemas.microsoft.com/office/word/2016/wordml/cid" xmlns:w16="http://schemas.microsoft.com/office/word/2018/wordml" xmlns:w16sdtdh="http://schemas.microsoft.com/office/word/2020/wordml/sdtdatahash" xmlns:w16se="http://schemas.microsoft.com/office/word/2015/wordml/symex" xmlns:wpg="http://schemas.microsoft.com/office/word/2010/wordprocessingGroup" xmlns:wpi="http://schemas.microsoft.com/office/word/2010/wordprocessingInk" xmlns:wne="http://schemas.microsoft.com/office/word/2006/wordml" xmlns:wps="http://schemas.microsoft.com/office/word/2010/wordprocessingShape" mc:Ignorable="w14 w15 w16se w16cid w16 w16cex w16sdtdh wp14">
   <w:footnote w:type="separator" w:id="-1">
@@ -1942,6 +3696,36 @@
     </w:p>
   </w:footnote>
 </w:footnotes>
+</file>
+
+<file path=word/header1.xml><?xml version="1.0" encoding="utf-8"?>
+<w:hdr xmlns:wpc="http://schemas.microsoft.com/office/word/2010/wordprocessingCanvas" xmlns:cx="http://schemas.microsoft.com/office/drawing/2014/chartex" xmlns:cx1="http://schemas.microsoft.com/office/drawing/2015/9/8/chartex" xmlns:cx2="http://schemas.microsoft.com/office/drawing/2015/10/21/chartex" xmlns:cx3="http://schemas.microsoft.com/office/drawing/2016/5/9/chartex" xmlns:cx4="http://schemas.microsoft.com/office/drawing/2016/5/10/chartex" xmlns:cx5="http://schemas.microsoft.com/office/drawing/2016/5/11/chartex" xmlns:cx6="http://schemas.microsoft.com/office/drawing/2016/5/12/chartex" xmlns:cx7="http://schemas.microsoft.com/office/drawing/2016/5/13/chartex" xmlns:cx8="http://schemas.microsoft.com/office/drawing/2016/5/14/chartex" xmlns:mc="http://schemas.openxmlformats.org/markup-compatibility/2006" xmlns:aink="http://schemas.microsoft.com/office/drawing/2016/ink" xmlns:am3d="http://schemas.microsoft.com/office/drawing/2017/model3d" xmlns:o="urn:schemas-microsoft-com:office:office" xmlns:r="http://schemas.openxmlformats.org/officeDocument/2006/relationships" xmlns:m="http://schemas.openxmlformats.org/officeDocument/2006/math" xmlns:v="urn:schemas-microsoft-com:vml" xmlns:wp14="http://schemas.microsoft.com/office/word/2010/wordprocessingDrawing" xmlns:wp="http://schemas.openxmlformats.org/drawingml/2006/wordprocessingDrawing" xmlns:w10="urn:schemas-microsoft-com:office:word" xmlns:w="http://schemas.openxmlformats.org/wordprocessingml/2006/main" xmlns:w14="http://schemas.microsoft.com/office/word/2010/wordml" xmlns:w15="http://schemas.microsoft.com/office/word/2012/wordml" xmlns:w16cex="http://schemas.microsoft.com/office/word/2018/wordml/cex" xmlns:w16cid="http://schemas.microsoft.com/office/word/2016/wordml/cid" xmlns:w16="http://schemas.microsoft.com/office/word/2018/wordml" xmlns:w16sdtdh="http://schemas.microsoft.com/office/word/2020/wordml/sdtdatahash" xmlns:w16se="http://schemas.microsoft.com/office/word/2015/wordml/symex" xmlns:wpg="http://schemas.microsoft.com/office/word/2010/wordprocessingGroup" xmlns:wpi="http://schemas.microsoft.com/office/word/2010/wordprocessingInk" xmlns:wne="http://schemas.microsoft.com/office/word/2006/wordml" xmlns:wps="http://schemas.microsoft.com/office/word/2010/wordprocessingShape" mc:Ignorable="w14 w15 w16se w16cid w16 w16cex w16sdtdh wp14">
+  <w:p>
+    <w:pPr>
+      <w:pStyle w:val="a9"/>
+    </w:pPr>
+  </w:p>
+</w:hdr>
+</file>
+
+<file path=word/header2.xml><?xml version="1.0" encoding="utf-8"?>
+<w:hdr xmlns:wpc="http://schemas.microsoft.com/office/word/2010/wordprocessingCanvas" xmlns:cx="http://schemas.microsoft.com/office/drawing/2014/chartex" xmlns:cx1="http://schemas.microsoft.com/office/drawing/2015/9/8/chartex" xmlns:cx2="http://schemas.microsoft.com/office/drawing/2015/10/21/chartex" xmlns:cx3="http://schemas.microsoft.com/office/drawing/2016/5/9/chartex" xmlns:cx4="http://schemas.microsoft.com/office/drawing/2016/5/10/chartex" xmlns:cx5="http://schemas.microsoft.com/office/drawing/2016/5/11/chartex" xmlns:cx6="http://schemas.microsoft.com/office/drawing/2016/5/12/chartex" xmlns:cx7="http://schemas.microsoft.com/office/drawing/2016/5/13/chartex" xmlns:cx8="http://schemas.microsoft.com/office/drawing/2016/5/14/chartex" xmlns:mc="http://schemas.openxmlformats.org/markup-compatibility/2006" xmlns:aink="http://schemas.microsoft.com/office/drawing/2016/ink" xmlns:am3d="http://schemas.microsoft.com/office/drawing/2017/model3d" xmlns:o="urn:schemas-microsoft-com:office:office" xmlns:r="http://schemas.openxmlformats.org/officeDocument/2006/relationships" xmlns:m="http://schemas.openxmlformats.org/officeDocument/2006/math" xmlns:v="urn:schemas-microsoft-com:vml" xmlns:wp14="http://schemas.microsoft.com/office/word/2010/wordprocessingDrawing" xmlns:wp="http://schemas.openxmlformats.org/drawingml/2006/wordprocessingDrawing" xmlns:w10="urn:schemas-microsoft-com:office:word" xmlns:w="http://schemas.openxmlformats.org/wordprocessingml/2006/main" xmlns:w14="http://schemas.microsoft.com/office/word/2010/wordml" xmlns:w15="http://schemas.microsoft.com/office/word/2012/wordml" xmlns:w16cex="http://schemas.microsoft.com/office/word/2018/wordml/cex" xmlns:w16cid="http://schemas.microsoft.com/office/word/2016/wordml/cid" xmlns:w16="http://schemas.microsoft.com/office/word/2018/wordml" xmlns:w16sdtdh="http://schemas.microsoft.com/office/word/2020/wordml/sdtdatahash" xmlns:w16se="http://schemas.microsoft.com/office/word/2015/wordml/symex" xmlns:wpg="http://schemas.microsoft.com/office/word/2010/wordprocessingGroup" xmlns:wpi="http://schemas.microsoft.com/office/word/2010/wordprocessingInk" xmlns:wne="http://schemas.microsoft.com/office/word/2006/wordml" xmlns:wps="http://schemas.microsoft.com/office/word/2010/wordprocessingShape" mc:Ignorable="w14 w15 w16se w16cid w16 w16cex w16sdtdh wp14">
+  <w:p>
+    <w:pPr>
+      <w:pStyle w:val="a9"/>
+    </w:pPr>
+  </w:p>
+</w:hdr>
+</file>
+
+<file path=word/header3.xml><?xml version="1.0" encoding="utf-8"?>
+<w:hdr xmlns:wpc="http://schemas.microsoft.com/office/word/2010/wordprocessingCanvas" xmlns:cx="http://schemas.microsoft.com/office/drawing/2014/chartex" xmlns:cx1="http://schemas.microsoft.com/office/drawing/2015/9/8/chartex" xmlns:cx2="http://schemas.microsoft.com/office/drawing/2015/10/21/chartex" xmlns:cx3="http://schemas.microsoft.com/office/drawing/2016/5/9/chartex" xmlns:cx4="http://schemas.microsoft.com/office/drawing/2016/5/10/chartex" xmlns:cx5="http://schemas.microsoft.com/office/drawing/2016/5/11/chartex" xmlns:cx6="http://schemas.microsoft.com/office/drawing/2016/5/12/chartex" xmlns:cx7="http://schemas.microsoft.com/office/drawing/2016/5/13/chartex" xmlns:cx8="http://schemas.microsoft.com/office/drawing/2016/5/14/chartex" xmlns:mc="http://schemas.openxmlformats.org/markup-compatibility/2006" xmlns:aink="http://schemas.microsoft.com/office/drawing/2016/ink" xmlns:am3d="http://schemas.microsoft.com/office/drawing/2017/model3d" xmlns:o="urn:schemas-microsoft-com:office:office" xmlns:r="http://schemas.openxmlformats.org/officeDocument/2006/relationships" xmlns:m="http://schemas.openxmlformats.org/officeDocument/2006/math" xmlns:v="urn:schemas-microsoft-com:vml" xmlns:wp14="http://schemas.microsoft.com/office/word/2010/wordprocessingDrawing" xmlns:wp="http://schemas.openxmlformats.org/drawingml/2006/wordprocessingDrawing" xmlns:w10="urn:schemas-microsoft-com:office:word" xmlns:w="http://schemas.openxmlformats.org/wordprocessingml/2006/main" xmlns:w14="http://schemas.microsoft.com/office/word/2010/wordml" xmlns:w15="http://schemas.microsoft.com/office/word/2012/wordml" xmlns:w16cex="http://schemas.microsoft.com/office/word/2018/wordml/cex" xmlns:w16cid="http://schemas.microsoft.com/office/word/2016/wordml/cid" xmlns:w16="http://schemas.microsoft.com/office/word/2018/wordml" xmlns:w16sdtdh="http://schemas.microsoft.com/office/word/2020/wordml/sdtdatahash" xmlns:w16se="http://schemas.microsoft.com/office/word/2015/wordml/symex" xmlns:wpg="http://schemas.microsoft.com/office/word/2010/wordprocessingGroup" xmlns:wpi="http://schemas.microsoft.com/office/word/2010/wordprocessingInk" xmlns:wne="http://schemas.microsoft.com/office/word/2006/wordml" xmlns:wps="http://schemas.microsoft.com/office/word/2010/wordprocessingShape" mc:Ignorable="w14 w15 w16se w16cid w16 w16cex w16sdtdh wp14">
+  <w:p>
+    <w:pPr>
+      <w:pStyle w:val="a9"/>
+    </w:pPr>
+  </w:p>
+</w:hdr>
 </file>
 
 <file path=word/numbering.xml><?xml version="1.0" encoding="utf-8"?>
@@ -2209,6 +3993,119 @@
     </w:lvl>
   </w:abstractNum>
   <w:abstractNum w:abstractNumId="2" w15:restartNumberingAfterBreak="0">
+    <w:nsid w:val="19E8020C"/>
+    <w:multiLevelType w:val="hybridMultilevel"/>
+    <w:tmpl w:val="541AE304"/>
+    <w:lvl w:ilvl="0" w:tplc="CEA888EA">
+      <w:start w:val="1"/>
+      <w:numFmt w:val="bullet"/>
+      <w:lvlText w:val=""/>
+      <w:lvlJc w:val="left"/>
+      <w:pPr>
+        <w:ind w:left="720" w:hanging="360"/>
+      </w:pPr>
+      <w:rPr>
+        <w:rFonts w:ascii="Symbol" w:hAnsi="Symbol" w:hint="default"/>
+      </w:rPr>
+    </w:lvl>
+    <w:lvl w:ilvl="1" w:tplc="04190003" w:tentative="1">
+      <w:start w:val="1"/>
+      <w:numFmt w:val="bullet"/>
+      <w:lvlText w:val="o"/>
+      <w:lvlJc w:val="left"/>
+      <w:pPr>
+        <w:ind w:left="1440" w:hanging="360"/>
+      </w:pPr>
+      <w:rPr>
+        <w:rFonts w:ascii="Courier New" w:hAnsi="Courier New" w:cs="Courier New" w:hint="default"/>
+      </w:rPr>
+    </w:lvl>
+    <w:lvl w:ilvl="2" w:tplc="04190005" w:tentative="1">
+      <w:start w:val="1"/>
+      <w:numFmt w:val="bullet"/>
+      <w:lvlText w:val=""/>
+      <w:lvlJc w:val="left"/>
+      <w:pPr>
+        <w:ind w:left="2160" w:hanging="360"/>
+      </w:pPr>
+      <w:rPr>
+        <w:rFonts w:ascii="Wingdings" w:hAnsi="Wingdings" w:hint="default"/>
+      </w:rPr>
+    </w:lvl>
+    <w:lvl w:ilvl="3" w:tplc="04190001" w:tentative="1">
+      <w:start w:val="1"/>
+      <w:numFmt w:val="bullet"/>
+      <w:lvlText w:val=""/>
+      <w:lvlJc w:val="left"/>
+      <w:pPr>
+        <w:ind w:left="2880" w:hanging="360"/>
+      </w:pPr>
+      <w:rPr>
+        <w:rFonts w:ascii="Symbol" w:hAnsi="Symbol" w:hint="default"/>
+      </w:rPr>
+    </w:lvl>
+    <w:lvl w:ilvl="4" w:tplc="04190003" w:tentative="1">
+      <w:start w:val="1"/>
+      <w:numFmt w:val="bullet"/>
+      <w:lvlText w:val="o"/>
+      <w:lvlJc w:val="left"/>
+      <w:pPr>
+        <w:ind w:left="3600" w:hanging="360"/>
+      </w:pPr>
+      <w:rPr>
+        <w:rFonts w:ascii="Courier New" w:hAnsi="Courier New" w:cs="Courier New" w:hint="default"/>
+      </w:rPr>
+    </w:lvl>
+    <w:lvl w:ilvl="5" w:tplc="04190005" w:tentative="1">
+      <w:start w:val="1"/>
+      <w:numFmt w:val="bullet"/>
+      <w:lvlText w:val=""/>
+      <w:lvlJc w:val="left"/>
+      <w:pPr>
+        <w:ind w:left="4320" w:hanging="360"/>
+      </w:pPr>
+      <w:rPr>
+        <w:rFonts w:ascii="Wingdings" w:hAnsi="Wingdings" w:hint="default"/>
+      </w:rPr>
+    </w:lvl>
+    <w:lvl w:ilvl="6" w:tplc="04190001" w:tentative="1">
+      <w:start w:val="1"/>
+      <w:numFmt w:val="bullet"/>
+      <w:lvlText w:val=""/>
+      <w:lvlJc w:val="left"/>
+      <w:pPr>
+        <w:ind w:left="5040" w:hanging="360"/>
+      </w:pPr>
+      <w:rPr>
+        <w:rFonts w:ascii="Symbol" w:hAnsi="Symbol" w:hint="default"/>
+      </w:rPr>
+    </w:lvl>
+    <w:lvl w:ilvl="7" w:tplc="04190003" w:tentative="1">
+      <w:start w:val="1"/>
+      <w:numFmt w:val="bullet"/>
+      <w:lvlText w:val="o"/>
+      <w:lvlJc w:val="left"/>
+      <w:pPr>
+        <w:ind w:left="5760" w:hanging="360"/>
+      </w:pPr>
+      <w:rPr>
+        <w:rFonts w:ascii="Courier New" w:hAnsi="Courier New" w:cs="Courier New" w:hint="default"/>
+      </w:rPr>
+    </w:lvl>
+    <w:lvl w:ilvl="8" w:tplc="04190005" w:tentative="1">
+      <w:start w:val="1"/>
+      <w:numFmt w:val="bullet"/>
+      <w:lvlText w:val=""/>
+      <w:lvlJc w:val="left"/>
+      <w:pPr>
+        <w:ind w:left="6480" w:hanging="360"/>
+      </w:pPr>
+      <w:rPr>
+        <w:rFonts w:ascii="Wingdings" w:hAnsi="Wingdings" w:hint="default"/>
+      </w:rPr>
+    </w:lvl>
+  </w:abstractNum>
+  <w:abstractNum w:abstractNumId="3" w15:restartNumberingAfterBreak="0">
     <w:nsid w:val="24022572"/>
     <w:multiLevelType w:val="multilevel"/>
     <w:tmpl w:val="7F88E546"/>
@@ -2321,7 +4218,120 @@
       </w:rPr>
     </w:lvl>
   </w:abstractNum>
-  <w:abstractNum w:abstractNumId="3" w15:restartNumberingAfterBreak="0">
+  <w:abstractNum w:abstractNumId="4" w15:restartNumberingAfterBreak="0">
+    <w:nsid w:val="2D2A70BC"/>
+    <w:multiLevelType w:val="multilevel"/>
+    <w:tmpl w:val="6396FB2C"/>
+    <w:lvl w:ilvl="0">
+      <w:start w:val="1"/>
+      <w:numFmt w:val="decimal"/>
+      <w:lvlText w:val="%1."/>
+      <w:lvlJc w:val="left"/>
+      <w:pPr>
+        <w:tabs>
+          <w:tab w:val="num" w:pos="720"/>
+        </w:tabs>
+        <w:ind w:left="720" w:hanging="360"/>
+      </w:pPr>
+    </w:lvl>
+    <w:lvl w:ilvl="1" w:tentative="1">
+      <w:start w:val="1"/>
+      <w:numFmt w:val="decimal"/>
+      <w:lvlText w:val="%2."/>
+      <w:lvlJc w:val="left"/>
+      <w:pPr>
+        <w:tabs>
+          <w:tab w:val="num" w:pos="1440"/>
+        </w:tabs>
+        <w:ind w:left="1440" w:hanging="360"/>
+      </w:pPr>
+    </w:lvl>
+    <w:lvl w:ilvl="2" w:tentative="1">
+      <w:start w:val="1"/>
+      <w:numFmt w:val="decimal"/>
+      <w:lvlText w:val="%3."/>
+      <w:lvlJc w:val="left"/>
+      <w:pPr>
+        <w:tabs>
+          <w:tab w:val="num" w:pos="2160"/>
+        </w:tabs>
+        <w:ind w:left="2160" w:hanging="360"/>
+      </w:pPr>
+    </w:lvl>
+    <w:lvl w:ilvl="3" w:tentative="1">
+      <w:start w:val="1"/>
+      <w:numFmt w:val="decimal"/>
+      <w:lvlText w:val="%4."/>
+      <w:lvlJc w:val="left"/>
+      <w:pPr>
+        <w:tabs>
+          <w:tab w:val="num" w:pos="2880"/>
+        </w:tabs>
+        <w:ind w:left="2880" w:hanging="360"/>
+      </w:pPr>
+    </w:lvl>
+    <w:lvl w:ilvl="4" w:tentative="1">
+      <w:start w:val="1"/>
+      <w:numFmt w:val="decimal"/>
+      <w:lvlText w:val="%5."/>
+      <w:lvlJc w:val="left"/>
+      <w:pPr>
+        <w:tabs>
+          <w:tab w:val="num" w:pos="3600"/>
+        </w:tabs>
+        <w:ind w:left="3600" w:hanging="360"/>
+      </w:pPr>
+    </w:lvl>
+    <w:lvl w:ilvl="5" w:tentative="1">
+      <w:start w:val="1"/>
+      <w:numFmt w:val="decimal"/>
+      <w:lvlText w:val="%6."/>
+      <w:lvlJc w:val="left"/>
+      <w:pPr>
+        <w:tabs>
+          <w:tab w:val="num" w:pos="4320"/>
+        </w:tabs>
+        <w:ind w:left="4320" w:hanging="360"/>
+      </w:pPr>
+    </w:lvl>
+    <w:lvl w:ilvl="6" w:tentative="1">
+      <w:start w:val="1"/>
+      <w:numFmt w:val="decimal"/>
+      <w:lvlText w:val="%7."/>
+      <w:lvlJc w:val="left"/>
+      <w:pPr>
+        <w:tabs>
+          <w:tab w:val="num" w:pos="5040"/>
+        </w:tabs>
+        <w:ind w:left="5040" w:hanging="360"/>
+      </w:pPr>
+    </w:lvl>
+    <w:lvl w:ilvl="7" w:tentative="1">
+      <w:start w:val="1"/>
+      <w:numFmt w:val="decimal"/>
+      <w:lvlText w:val="%8."/>
+      <w:lvlJc w:val="left"/>
+      <w:pPr>
+        <w:tabs>
+          <w:tab w:val="num" w:pos="5760"/>
+        </w:tabs>
+        <w:ind w:left="5760" w:hanging="360"/>
+      </w:pPr>
+    </w:lvl>
+    <w:lvl w:ilvl="8" w:tentative="1">
+      <w:start w:val="1"/>
+      <w:numFmt w:val="decimal"/>
+      <w:lvlText w:val="%9."/>
+      <w:lvlJc w:val="left"/>
+      <w:pPr>
+        <w:tabs>
+          <w:tab w:val="num" w:pos="6480"/>
+        </w:tabs>
+        <w:ind w:left="6480" w:hanging="360"/>
+      </w:pPr>
+    </w:lvl>
+  </w:abstractNum>
+  <w:abstractNum w:abstractNumId="5" w15:restartNumberingAfterBreak="0">
     <w:nsid w:val="37266C44"/>
     <w:multiLevelType w:val="multilevel"/>
     <w:tmpl w:val="749A9170"/>
@@ -2434,7 +4444,716 @@
       </w:rPr>
     </w:lvl>
   </w:abstractNum>
-  <w:abstractNum w:abstractNumId="4" w15:restartNumberingAfterBreak="0">
+  <w:abstractNum w:abstractNumId="6" w15:restartNumberingAfterBreak="0">
+    <w:nsid w:val="3F445BAE"/>
+    <w:multiLevelType w:val="multilevel"/>
+    <w:tmpl w:val="D988C6E8"/>
+    <w:lvl w:ilvl="0">
+      <w:start w:val="1"/>
+      <w:numFmt w:val="bullet"/>
+      <w:lvlText w:val=""/>
+      <w:lvlJc w:val="left"/>
+      <w:pPr>
+        <w:tabs>
+          <w:tab w:val="num" w:pos="720"/>
+        </w:tabs>
+        <w:ind w:left="720" w:hanging="360"/>
+      </w:pPr>
+      <w:rPr>
+        <w:rFonts w:ascii="Symbol" w:hAnsi="Symbol" w:hint="default"/>
+        <w:sz w:val="20"/>
+      </w:rPr>
+    </w:lvl>
+    <w:lvl w:ilvl="1" w:tentative="1">
+      <w:start w:val="1"/>
+      <w:numFmt w:val="bullet"/>
+      <w:lvlText w:val=""/>
+      <w:lvlJc w:val="left"/>
+      <w:pPr>
+        <w:tabs>
+          <w:tab w:val="num" w:pos="1440"/>
+        </w:tabs>
+        <w:ind w:left="1440" w:hanging="360"/>
+      </w:pPr>
+      <w:rPr>
+        <w:rFonts w:ascii="Symbol" w:hAnsi="Symbol" w:hint="default"/>
+        <w:sz w:val="20"/>
+      </w:rPr>
+    </w:lvl>
+    <w:lvl w:ilvl="2" w:tentative="1">
+      <w:start w:val="1"/>
+      <w:numFmt w:val="bullet"/>
+      <w:lvlText w:val=""/>
+      <w:lvlJc w:val="left"/>
+      <w:pPr>
+        <w:tabs>
+          <w:tab w:val="num" w:pos="2160"/>
+        </w:tabs>
+        <w:ind w:left="2160" w:hanging="360"/>
+      </w:pPr>
+      <w:rPr>
+        <w:rFonts w:ascii="Symbol" w:hAnsi="Symbol" w:hint="default"/>
+        <w:sz w:val="20"/>
+      </w:rPr>
+    </w:lvl>
+    <w:lvl w:ilvl="3" w:tentative="1">
+      <w:start w:val="1"/>
+      <w:numFmt w:val="bullet"/>
+      <w:lvlText w:val=""/>
+      <w:lvlJc w:val="left"/>
+      <w:pPr>
+        <w:tabs>
+          <w:tab w:val="num" w:pos="2880"/>
+        </w:tabs>
+        <w:ind w:left="2880" w:hanging="360"/>
+      </w:pPr>
+      <w:rPr>
+        <w:rFonts w:ascii="Symbol" w:hAnsi="Symbol" w:hint="default"/>
+        <w:sz w:val="20"/>
+      </w:rPr>
+    </w:lvl>
+    <w:lvl w:ilvl="4" w:tentative="1">
+      <w:start w:val="1"/>
+      <w:numFmt w:val="bullet"/>
+      <w:lvlText w:val=""/>
+      <w:lvlJc w:val="left"/>
+      <w:pPr>
+        <w:tabs>
+          <w:tab w:val="num" w:pos="3600"/>
+        </w:tabs>
+        <w:ind w:left="3600" w:hanging="360"/>
+      </w:pPr>
+      <w:rPr>
+        <w:rFonts w:ascii="Symbol" w:hAnsi="Symbol" w:hint="default"/>
+        <w:sz w:val="20"/>
+      </w:rPr>
+    </w:lvl>
+    <w:lvl w:ilvl="5" w:tentative="1">
+      <w:start w:val="1"/>
+      <w:numFmt w:val="bullet"/>
+      <w:lvlText w:val=""/>
+      <w:lvlJc w:val="left"/>
+      <w:pPr>
+        <w:tabs>
+          <w:tab w:val="num" w:pos="4320"/>
+        </w:tabs>
+        <w:ind w:left="4320" w:hanging="360"/>
+      </w:pPr>
+      <w:rPr>
+        <w:rFonts w:ascii="Symbol" w:hAnsi="Symbol" w:hint="default"/>
+        <w:sz w:val="20"/>
+      </w:rPr>
+    </w:lvl>
+    <w:lvl w:ilvl="6" w:tentative="1">
+      <w:start w:val="1"/>
+      <w:numFmt w:val="bullet"/>
+      <w:lvlText w:val=""/>
+      <w:lvlJc w:val="left"/>
+      <w:pPr>
+        <w:tabs>
+          <w:tab w:val="num" w:pos="5040"/>
+        </w:tabs>
+        <w:ind w:left="5040" w:hanging="360"/>
+      </w:pPr>
+      <w:rPr>
+        <w:rFonts w:ascii="Symbol" w:hAnsi="Symbol" w:hint="default"/>
+        <w:sz w:val="20"/>
+      </w:rPr>
+    </w:lvl>
+    <w:lvl w:ilvl="7" w:tentative="1">
+      <w:start w:val="1"/>
+      <w:numFmt w:val="bullet"/>
+      <w:lvlText w:val=""/>
+      <w:lvlJc w:val="left"/>
+      <w:pPr>
+        <w:tabs>
+          <w:tab w:val="num" w:pos="5760"/>
+        </w:tabs>
+        <w:ind w:left="5760" w:hanging="360"/>
+      </w:pPr>
+      <w:rPr>
+        <w:rFonts w:ascii="Symbol" w:hAnsi="Symbol" w:hint="default"/>
+        <w:sz w:val="20"/>
+      </w:rPr>
+    </w:lvl>
+    <w:lvl w:ilvl="8" w:tentative="1">
+      <w:start w:val="1"/>
+      <w:numFmt w:val="bullet"/>
+      <w:lvlText w:val=""/>
+      <w:lvlJc w:val="left"/>
+      <w:pPr>
+        <w:tabs>
+          <w:tab w:val="num" w:pos="6480"/>
+        </w:tabs>
+        <w:ind w:left="6480" w:hanging="360"/>
+      </w:pPr>
+      <w:rPr>
+        <w:rFonts w:ascii="Symbol" w:hAnsi="Symbol" w:hint="default"/>
+        <w:sz w:val="20"/>
+      </w:rPr>
+    </w:lvl>
+  </w:abstractNum>
+  <w:abstractNum w:abstractNumId="7" w15:restartNumberingAfterBreak="0">
+    <w:nsid w:val="44EB2A17"/>
+    <w:multiLevelType w:val="multilevel"/>
+    <w:tmpl w:val="C73E4972"/>
+    <w:lvl w:ilvl="0">
+      <w:start w:val="1"/>
+      <w:numFmt w:val="bullet"/>
+      <w:lvlText w:val=""/>
+      <w:lvlJc w:val="left"/>
+      <w:pPr>
+        <w:tabs>
+          <w:tab w:val="num" w:pos="720"/>
+        </w:tabs>
+        <w:ind w:left="720" w:hanging="360"/>
+      </w:pPr>
+      <w:rPr>
+        <w:rFonts w:ascii="Symbol" w:hAnsi="Symbol" w:hint="default"/>
+        <w:sz w:val="20"/>
+      </w:rPr>
+    </w:lvl>
+    <w:lvl w:ilvl="1" w:tentative="1">
+      <w:start w:val="1"/>
+      <w:numFmt w:val="bullet"/>
+      <w:lvlText w:val=""/>
+      <w:lvlJc w:val="left"/>
+      <w:pPr>
+        <w:tabs>
+          <w:tab w:val="num" w:pos="1440"/>
+        </w:tabs>
+        <w:ind w:left="1440" w:hanging="360"/>
+      </w:pPr>
+      <w:rPr>
+        <w:rFonts w:ascii="Symbol" w:hAnsi="Symbol" w:hint="default"/>
+        <w:sz w:val="20"/>
+      </w:rPr>
+    </w:lvl>
+    <w:lvl w:ilvl="2" w:tentative="1">
+      <w:start w:val="1"/>
+      <w:numFmt w:val="bullet"/>
+      <w:lvlText w:val=""/>
+      <w:lvlJc w:val="left"/>
+      <w:pPr>
+        <w:tabs>
+          <w:tab w:val="num" w:pos="2160"/>
+        </w:tabs>
+        <w:ind w:left="2160" w:hanging="360"/>
+      </w:pPr>
+      <w:rPr>
+        <w:rFonts w:ascii="Symbol" w:hAnsi="Symbol" w:hint="default"/>
+        <w:sz w:val="20"/>
+      </w:rPr>
+    </w:lvl>
+    <w:lvl w:ilvl="3" w:tentative="1">
+      <w:start w:val="1"/>
+      <w:numFmt w:val="bullet"/>
+      <w:lvlText w:val=""/>
+      <w:lvlJc w:val="left"/>
+      <w:pPr>
+        <w:tabs>
+          <w:tab w:val="num" w:pos="2880"/>
+        </w:tabs>
+        <w:ind w:left="2880" w:hanging="360"/>
+      </w:pPr>
+      <w:rPr>
+        <w:rFonts w:ascii="Symbol" w:hAnsi="Symbol" w:hint="default"/>
+        <w:sz w:val="20"/>
+      </w:rPr>
+    </w:lvl>
+    <w:lvl w:ilvl="4" w:tentative="1">
+      <w:start w:val="1"/>
+      <w:numFmt w:val="bullet"/>
+      <w:lvlText w:val=""/>
+      <w:lvlJc w:val="left"/>
+      <w:pPr>
+        <w:tabs>
+          <w:tab w:val="num" w:pos="3600"/>
+        </w:tabs>
+        <w:ind w:left="3600" w:hanging="360"/>
+      </w:pPr>
+      <w:rPr>
+        <w:rFonts w:ascii="Symbol" w:hAnsi="Symbol" w:hint="default"/>
+        <w:sz w:val="20"/>
+      </w:rPr>
+    </w:lvl>
+    <w:lvl w:ilvl="5" w:tentative="1">
+      <w:start w:val="1"/>
+      <w:numFmt w:val="bullet"/>
+      <w:lvlText w:val=""/>
+      <w:lvlJc w:val="left"/>
+      <w:pPr>
+        <w:tabs>
+          <w:tab w:val="num" w:pos="4320"/>
+        </w:tabs>
+        <w:ind w:left="4320" w:hanging="360"/>
+      </w:pPr>
+      <w:rPr>
+        <w:rFonts w:ascii="Symbol" w:hAnsi="Symbol" w:hint="default"/>
+        <w:sz w:val="20"/>
+      </w:rPr>
+    </w:lvl>
+    <w:lvl w:ilvl="6" w:tentative="1">
+      <w:start w:val="1"/>
+      <w:numFmt w:val="bullet"/>
+      <w:lvlText w:val=""/>
+      <w:lvlJc w:val="left"/>
+      <w:pPr>
+        <w:tabs>
+          <w:tab w:val="num" w:pos="5040"/>
+        </w:tabs>
+        <w:ind w:left="5040" w:hanging="360"/>
+      </w:pPr>
+      <w:rPr>
+        <w:rFonts w:ascii="Symbol" w:hAnsi="Symbol" w:hint="default"/>
+        <w:sz w:val="20"/>
+      </w:rPr>
+    </w:lvl>
+    <w:lvl w:ilvl="7" w:tentative="1">
+      <w:start w:val="1"/>
+      <w:numFmt w:val="bullet"/>
+      <w:lvlText w:val=""/>
+      <w:lvlJc w:val="left"/>
+      <w:pPr>
+        <w:tabs>
+          <w:tab w:val="num" w:pos="5760"/>
+        </w:tabs>
+        <w:ind w:left="5760" w:hanging="360"/>
+      </w:pPr>
+      <w:rPr>
+        <w:rFonts w:ascii="Symbol" w:hAnsi="Symbol" w:hint="default"/>
+        <w:sz w:val="20"/>
+      </w:rPr>
+    </w:lvl>
+    <w:lvl w:ilvl="8" w:tentative="1">
+      <w:start w:val="1"/>
+      <w:numFmt w:val="bullet"/>
+      <w:lvlText w:val=""/>
+      <w:lvlJc w:val="left"/>
+      <w:pPr>
+        <w:tabs>
+          <w:tab w:val="num" w:pos="6480"/>
+        </w:tabs>
+        <w:ind w:left="6480" w:hanging="360"/>
+      </w:pPr>
+      <w:rPr>
+        <w:rFonts w:ascii="Symbol" w:hAnsi="Symbol" w:hint="default"/>
+        <w:sz w:val="20"/>
+      </w:rPr>
+    </w:lvl>
+  </w:abstractNum>
+  <w:abstractNum w:abstractNumId="8" w15:restartNumberingAfterBreak="0">
+    <w:nsid w:val="5D2E7257"/>
+    <w:multiLevelType w:val="multilevel"/>
+    <w:tmpl w:val="A4C21208"/>
+    <w:lvl w:ilvl="0">
+      <w:start w:val="1"/>
+      <w:numFmt w:val="bullet"/>
+      <w:lvlText w:val=""/>
+      <w:lvlJc w:val="left"/>
+      <w:pPr>
+        <w:tabs>
+          <w:tab w:val="num" w:pos="720"/>
+        </w:tabs>
+        <w:ind w:left="720" w:hanging="360"/>
+      </w:pPr>
+      <w:rPr>
+        <w:rFonts w:ascii="Symbol" w:hAnsi="Symbol" w:hint="default"/>
+        <w:sz w:val="20"/>
+      </w:rPr>
+    </w:lvl>
+    <w:lvl w:ilvl="1" w:tentative="1">
+      <w:start w:val="1"/>
+      <w:numFmt w:val="bullet"/>
+      <w:lvlText w:val=""/>
+      <w:lvlJc w:val="left"/>
+      <w:pPr>
+        <w:tabs>
+          <w:tab w:val="num" w:pos="1440"/>
+        </w:tabs>
+        <w:ind w:left="1440" w:hanging="360"/>
+      </w:pPr>
+      <w:rPr>
+        <w:rFonts w:ascii="Symbol" w:hAnsi="Symbol" w:hint="default"/>
+        <w:sz w:val="20"/>
+      </w:rPr>
+    </w:lvl>
+    <w:lvl w:ilvl="2" w:tentative="1">
+      <w:start w:val="1"/>
+      <w:numFmt w:val="bullet"/>
+      <w:lvlText w:val=""/>
+      <w:lvlJc w:val="left"/>
+      <w:pPr>
+        <w:tabs>
+          <w:tab w:val="num" w:pos="2160"/>
+        </w:tabs>
+        <w:ind w:left="2160" w:hanging="360"/>
+      </w:pPr>
+      <w:rPr>
+        <w:rFonts w:ascii="Symbol" w:hAnsi="Symbol" w:hint="default"/>
+        <w:sz w:val="20"/>
+      </w:rPr>
+    </w:lvl>
+    <w:lvl w:ilvl="3" w:tentative="1">
+      <w:start w:val="1"/>
+      <w:numFmt w:val="bullet"/>
+      <w:lvlText w:val=""/>
+      <w:lvlJc w:val="left"/>
+      <w:pPr>
+        <w:tabs>
+          <w:tab w:val="num" w:pos="2880"/>
+        </w:tabs>
+        <w:ind w:left="2880" w:hanging="360"/>
+      </w:pPr>
+      <w:rPr>
+        <w:rFonts w:ascii="Symbol" w:hAnsi="Symbol" w:hint="default"/>
+        <w:sz w:val="20"/>
+      </w:rPr>
+    </w:lvl>
+    <w:lvl w:ilvl="4" w:tentative="1">
+      <w:start w:val="1"/>
+      <w:numFmt w:val="bullet"/>
+      <w:lvlText w:val=""/>
+      <w:lvlJc w:val="left"/>
+      <w:pPr>
+        <w:tabs>
+          <w:tab w:val="num" w:pos="3600"/>
+        </w:tabs>
+        <w:ind w:left="3600" w:hanging="360"/>
+      </w:pPr>
+      <w:rPr>
+        <w:rFonts w:ascii="Symbol" w:hAnsi="Symbol" w:hint="default"/>
+        <w:sz w:val="20"/>
+      </w:rPr>
+    </w:lvl>
+    <w:lvl w:ilvl="5" w:tentative="1">
+      <w:start w:val="1"/>
+      <w:numFmt w:val="bullet"/>
+      <w:lvlText w:val=""/>
+      <w:lvlJc w:val="left"/>
+      <w:pPr>
+        <w:tabs>
+          <w:tab w:val="num" w:pos="4320"/>
+        </w:tabs>
+        <w:ind w:left="4320" w:hanging="360"/>
+      </w:pPr>
+      <w:rPr>
+        <w:rFonts w:ascii="Symbol" w:hAnsi="Symbol" w:hint="default"/>
+        <w:sz w:val="20"/>
+      </w:rPr>
+    </w:lvl>
+    <w:lvl w:ilvl="6" w:tentative="1">
+      <w:start w:val="1"/>
+      <w:numFmt w:val="bullet"/>
+      <w:lvlText w:val=""/>
+      <w:lvlJc w:val="left"/>
+      <w:pPr>
+        <w:tabs>
+          <w:tab w:val="num" w:pos="5040"/>
+        </w:tabs>
+        <w:ind w:left="5040" w:hanging="360"/>
+      </w:pPr>
+      <w:rPr>
+        <w:rFonts w:ascii="Symbol" w:hAnsi="Symbol" w:hint="default"/>
+        <w:sz w:val="20"/>
+      </w:rPr>
+    </w:lvl>
+    <w:lvl w:ilvl="7" w:tentative="1">
+      <w:start w:val="1"/>
+      <w:numFmt w:val="bullet"/>
+      <w:lvlText w:val=""/>
+      <w:lvlJc w:val="left"/>
+      <w:pPr>
+        <w:tabs>
+          <w:tab w:val="num" w:pos="5760"/>
+        </w:tabs>
+        <w:ind w:left="5760" w:hanging="360"/>
+      </w:pPr>
+      <w:rPr>
+        <w:rFonts w:ascii="Symbol" w:hAnsi="Symbol" w:hint="default"/>
+        <w:sz w:val="20"/>
+      </w:rPr>
+    </w:lvl>
+    <w:lvl w:ilvl="8" w:tentative="1">
+      <w:start w:val="1"/>
+      <w:numFmt w:val="bullet"/>
+      <w:lvlText w:val=""/>
+      <w:lvlJc w:val="left"/>
+      <w:pPr>
+        <w:tabs>
+          <w:tab w:val="num" w:pos="6480"/>
+        </w:tabs>
+        <w:ind w:left="6480" w:hanging="360"/>
+      </w:pPr>
+      <w:rPr>
+        <w:rFonts w:ascii="Symbol" w:hAnsi="Symbol" w:hint="default"/>
+        <w:sz w:val="20"/>
+      </w:rPr>
+    </w:lvl>
+  </w:abstractNum>
+  <w:abstractNum w:abstractNumId="9" w15:restartNumberingAfterBreak="0">
+    <w:nsid w:val="5D8D2961"/>
+    <w:multiLevelType w:val="multilevel"/>
+    <w:tmpl w:val="6BF65A38"/>
+    <w:lvl w:ilvl="0">
+      <w:start w:val="1"/>
+      <w:numFmt w:val="decimal"/>
+      <w:lvlText w:val="%1."/>
+      <w:lvlJc w:val="left"/>
+      <w:pPr>
+        <w:tabs>
+          <w:tab w:val="num" w:pos="720"/>
+        </w:tabs>
+        <w:ind w:left="720" w:hanging="360"/>
+      </w:pPr>
+    </w:lvl>
+    <w:lvl w:ilvl="1" w:tentative="1">
+      <w:start w:val="1"/>
+      <w:numFmt w:val="decimal"/>
+      <w:lvlText w:val="%2."/>
+      <w:lvlJc w:val="left"/>
+      <w:pPr>
+        <w:tabs>
+          <w:tab w:val="num" w:pos="1440"/>
+        </w:tabs>
+        <w:ind w:left="1440" w:hanging="360"/>
+      </w:pPr>
+    </w:lvl>
+    <w:lvl w:ilvl="2" w:tentative="1">
+      <w:start w:val="1"/>
+      <w:numFmt w:val="decimal"/>
+      <w:lvlText w:val="%3."/>
+      <w:lvlJc w:val="left"/>
+      <w:pPr>
+        <w:tabs>
+          <w:tab w:val="num" w:pos="2160"/>
+        </w:tabs>
+        <w:ind w:left="2160" w:hanging="360"/>
+      </w:pPr>
+    </w:lvl>
+    <w:lvl w:ilvl="3" w:tentative="1">
+      <w:start w:val="1"/>
+      <w:numFmt w:val="decimal"/>
+      <w:lvlText w:val="%4."/>
+      <w:lvlJc w:val="left"/>
+      <w:pPr>
+        <w:tabs>
+          <w:tab w:val="num" w:pos="2880"/>
+        </w:tabs>
+        <w:ind w:left="2880" w:hanging="360"/>
+      </w:pPr>
+    </w:lvl>
+    <w:lvl w:ilvl="4" w:tentative="1">
+      <w:start w:val="1"/>
+      <w:numFmt w:val="decimal"/>
+      <w:lvlText w:val="%5."/>
+      <w:lvlJc w:val="left"/>
+      <w:pPr>
+        <w:tabs>
+          <w:tab w:val="num" w:pos="3600"/>
+        </w:tabs>
+        <w:ind w:left="3600" w:hanging="360"/>
+      </w:pPr>
+    </w:lvl>
+    <w:lvl w:ilvl="5" w:tentative="1">
+      <w:start w:val="1"/>
+      <w:numFmt w:val="decimal"/>
+      <w:lvlText w:val="%6."/>
+      <w:lvlJc w:val="left"/>
+      <w:pPr>
+        <w:tabs>
+          <w:tab w:val="num" w:pos="4320"/>
+        </w:tabs>
+        <w:ind w:left="4320" w:hanging="360"/>
+      </w:pPr>
+    </w:lvl>
+    <w:lvl w:ilvl="6" w:tentative="1">
+      <w:start w:val="1"/>
+      <w:numFmt w:val="decimal"/>
+      <w:lvlText w:val="%7."/>
+      <w:lvlJc w:val="left"/>
+      <w:pPr>
+        <w:tabs>
+          <w:tab w:val="num" w:pos="5040"/>
+        </w:tabs>
+        <w:ind w:left="5040" w:hanging="360"/>
+      </w:pPr>
+    </w:lvl>
+    <w:lvl w:ilvl="7" w:tentative="1">
+      <w:start w:val="1"/>
+      <w:numFmt w:val="decimal"/>
+      <w:lvlText w:val="%8."/>
+      <w:lvlJc w:val="left"/>
+      <w:pPr>
+        <w:tabs>
+          <w:tab w:val="num" w:pos="5760"/>
+        </w:tabs>
+        <w:ind w:left="5760" w:hanging="360"/>
+      </w:pPr>
+    </w:lvl>
+    <w:lvl w:ilvl="8" w:tentative="1">
+      <w:start w:val="1"/>
+      <w:numFmt w:val="decimal"/>
+      <w:lvlText w:val="%9."/>
+      <w:lvlJc w:val="left"/>
+      <w:pPr>
+        <w:tabs>
+          <w:tab w:val="num" w:pos="6480"/>
+        </w:tabs>
+        <w:ind w:left="6480" w:hanging="360"/>
+      </w:pPr>
+    </w:lvl>
+  </w:abstractNum>
+  <w:abstractNum w:abstractNumId="10" w15:restartNumberingAfterBreak="0">
+    <w:nsid w:val="5F895713"/>
+    <w:multiLevelType w:val="multilevel"/>
+    <w:tmpl w:val="9E76A2E0"/>
+    <w:lvl w:ilvl="0">
+      <w:start w:val="1"/>
+      <w:numFmt w:val="bullet"/>
+      <w:lvlText w:val=""/>
+      <w:lvlJc w:val="left"/>
+      <w:pPr>
+        <w:tabs>
+          <w:tab w:val="num" w:pos="720"/>
+        </w:tabs>
+        <w:ind w:left="720" w:hanging="360"/>
+      </w:pPr>
+      <w:rPr>
+        <w:rFonts w:ascii="Symbol" w:hAnsi="Symbol" w:hint="default"/>
+        <w:sz w:val="20"/>
+      </w:rPr>
+    </w:lvl>
+    <w:lvl w:ilvl="1" w:tentative="1">
+      <w:start w:val="1"/>
+      <w:numFmt w:val="bullet"/>
+      <w:lvlText w:val=""/>
+      <w:lvlJc w:val="left"/>
+      <w:pPr>
+        <w:tabs>
+          <w:tab w:val="num" w:pos="1440"/>
+        </w:tabs>
+        <w:ind w:left="1440" w:hanging="360"/>
+      </w:pPr>
+      <w:rPr>
+        <w:rFonts w:ascii="Symbol" w:hAnsi="Symbol" w:hint="default"/>
+        <w:sz w:val="20"/>
+      </w:rPr>
+    </w:lvl>
+    <w:lvl w:ilvl="2" w:tentative="1">
+      <w:start w:val="1"/>
+      <w:numFmt w:val="bullet"/>
+      <w:lvlText w:val=""/>
+      <w:lvlJc w:val="left"/>
+      <w:pPr>
+        <w:tabs>
+          <w:tab w:val="num" w:pos="2160"/>
+        </w:tabs>
+        <w:ind w:left="2160" w:hanging="360"/>
+      </w:pPr>
+      <w:rPr>
+        <w:rFonts w:ascii="Symbol" w:hAnsi="Symbol" w:hint="default"/>
+        <w:sz w:val="20"/>
+      </w:rPr>
+    </w:lvl>
+    <w:lvl w:ilvl="3" w:tentative="1">
+      <w:start w:val="1"/>
+      <w:numFmt w:val="bullet"/>
+      <w:lvlText w:val=""/>
+      <w:lvlJc w:val="left"/>
+      <w:pPr>
+        <w:tabs>
+          <w:tab w:val="num" w:pos="2880"/>
+        </w:tabs>
+        <w:ind w:left="2880" w:hanging="360"/>
+      </w:pPr>
+      <w:rPr>
+        <w:rFonts w:ascii="Symbol" w:hAnsi="Symbol" w:hint="default"/>
+        <w:sz w:val="20"/>
+      </w:rPr>
+    </w:lvl>
+    <w:lvl w:ilvl="4" w:tentative="1">
+      <w:start w:val="1"/>
+      <w:numFmt w:val="bullet"/>
+      <w:lvlText w:val=""/>
+      <w:lvlJc w:val="left"/>
+      <w:pPr>
+        <w:tabs>
+          <w:tab w:val="num" w:pos="3600"/>
+        </w:tabs>
+        <w:ind w:left="3600" w:hanging="360"/>
+      </w:pPr>
+      <w:rPr>
+        <w:rFonts w:ascii="Symbol" w:hAnsi="Symbol" w:hint="default"/>
+        <w:sz w:val="20"/>
+      </w:rPr>
+    </w:lvl>
+    <w:lvl w:ilvl="5" w:tentative="1">
+      <w:start w:val="1"/>
+      <w:numFmt w:val="bullet"/>
+      <w:lvlText w:val=""/>
+      <w:lvlJc w:val="left"/>
+      <w:pPr>
+        <w:tabs>
+          <w:tab w:val="num" w:pos="4320"/>
+        </w:tabs>
+        <w:ind w:left="4320" w:hanging="360"/>
+      </w:pPr>
+      <w:rPr>
+        <w:rFonts w:ascii="Symbol" w:hAnsi="Symbol" w:hint="default"/>
+        <w:sz w:val="20"/>
+      </w:rPr>
+    </w:lvl>
+    <w:lvl w:ilvl="6" w:tentative="1">
+      <w:start w:val="1"/>
+      <w:numFmt w:val="bullet"/>
+      <w:lvlText w:val=""/>
+      <w:lvlJc w:val="left"/>
+      <w:pPr>
+        <w:tabs>
+          <w:tab w:val="num" w:pos="5040"/>
+        </w:tabs>
+        <w:ind w:left="5040" w:hanging="360"/>
+      </w:pPr>
+      <w:rPr>
+        <w:rFonts w:ascii="Symbol" w:hAnsi="Symbol" w:hint="default"/>
+        <w:sz w:val="20"/>
+      </w:rPr>
+    </w:lvl>
+    <w:lvl w:ilvl="7" w:tentative="1">
+      <w:start w:val="1"/>
+      <w:numFmt w:val="bullet"/>
+      <w:lvlText w:val=""/>
+      <w:lvlJc w:val="left"/>
+      <w:pPr>
+        <w:tabs>
+          <w:tab w:val="num" w:pos="5760"/>
+        </w:tabs>
+        <w:ind w:left="5760" w:hanging="360"/>
+      </w:pPr>
+      <w:rPr>
+        <w:rFonts w:ascii="Symbol" w:hAnsi="Symbol" w:hint="default"/>
+        <w:sz w:val="20"/>
+      </w:rPr>
+    </w:lvl>
+    <w:lvl w:ilvl="8" w:tentative="1">
+      <w:start w:val="1"/>
+      <w:numFmt w:val="bullet"/>
+      <w:lvlText w:val=""/>
+      <w:lvlJc w:val="left"/>
+      <w:pPr>
+        <w:tabs>
+          <w:tab w:val="num" w:pos="6480"/>
+        </w:tabs>
+        <w:ind w:left="6480" w:hanging="360"/>
+      </w:pPr>
+      <w:rPr>
+        <w:rFonts w:ascii="Symbol" w:hAnsi="Symbol" w:hint="default"/>
+        <w:sz w:val="20"/>
+      </w:rPr>
+    </w:lvl>
+  </w:abstractNum>
+  <w:abstractNum w:abstractNumId="11" w15:restartNumberingAfterBreak="0">
     <w:nsid w:val="696F04B9"/>
     <w:multiLevelType w:val="hybridMultilevel"/>
     <w:tmpl w:val="DD7C708E"/>
@@ -2551,18 +5270,47 @@
     <w:abstractNumId w:val="0"/>
   </w:num>
   <w:num w:numId="2">
-    <w:abstractNumId w:val="4"/>
+    <w:abstractNumId w:val="11"/>
   </w:num>
   <w:num w:numId="3">
     <w:abstractNumId w:val="1"/>
   </w:num>
   <w:num w:numId="4">
+    <w:abstractNumId w:val="5"/>
+  </w:num>
+  <w:num w:numId="5">
     <w:abstractNumId w:val="3"/>
   </w:num>
-  <w:num w:numId="5">
+  <w:num w:numId="6">
+    <w:abstractNumId w:val="4"/>
+  </w:num>
+  <w:num w:numId="7">
     <w:abstractNumId w:val="2"/>
   </w:num>
+  <w:num w:numId="8">
+    <w:abstractNumId w:val="9"/>
+  </w:num>
+  <w:num w:numId="9">
+    <w:abstractNumId w:val="10"/>
+  </w:num>
+  <w:num w:numId="10">
+    <w:abstractNumId w:val="7"/>
+  </w:num>
+  <w:num w:numId="11">
+    <w:abstractNumId w:val="8"/>
+  </w:num>
+  <w:num w:numId="12">
+    <w:abstractNumId w:val="6"/>
+  </w:num>
 </w:numbering>
+</file>
+
+<file path=word/people.xml><?xml version="1.0" encoding="utf-8"?>
+<w15:people xmlns:wpc="http://schemas.microsoft.com/office/word/2010/wordprocessingCanvas" xmlns:cx="http://schemas.microsoft.com/office/drawing/2014/chartex" xmlns:cx1="http://schemas.microsoft.com/office/drawing/2015/9/8/chartex" xmlns:cx2="http://schemas.microsoft.com/office/drawing/2015/10/21/chartex" xmlns:cx3="http://schemas.microsoft.com/office/drawing/2016/5/9/chartex" xmlns:cx4="http://schemas.microsoft.com/office/drawing/2016/5/10/chartex" xmlns:cx5="http://schemas.microsoft.com/office/drawing/2016/5/11/chartex" xmlns:cx6="http://schemas.microsoft.com/office/drawing/2016/5/12/chartex" xmlns:cx7="http://schemas.microsoft.com/office/drawing/2016/5/13/chartex" xmlns:cx8="http://schemas.microsoft.com/office/drawing/2016/5/14/chartex" xmlns:mc="http://schemas.openxmlformats.org/markup-compatibility/2006" xmlns:aink="http://schemas.microsoft.com/office/drawing/2016/ink" xmlns:am3d="http://schemas.microsoft.com/office/drawing/2017/model3d" xmlns:o="urn:schemas-microsoft-com:office:office" xmlns:r="http://schemas.openxmlformats.org/officeDocument/2006/relationships" xmlns:m="http://schemas.openxmlformats.org/officeDocument/2006/math" xmlns:v="urn:schemas-microsoft-com:vml" xmlns:wp14="http://schemas.microsoft.com/office/word/2010/wordprocessingDrawing" xmlns:wp="http://schemas.openxmlformats.org/drawingml/2006/wordprocessingDrawing" xmlns:w10="urn:schemas-microsoft-com:office:word" xmlns:w="http://schemas.openxmlformats.org/wordprocessingml/2006/main" xmlns:w14="http://schemas.microsoft.com/office/word/2010/wordml" xmlns:w15="http://schemas.microsoft.com/office/word/2012/wordml" xmlns:w16cex="http://schemas.microsoft.com/office/word/2018/wordml/cex" xmlns:w16cid="http://schemas.microsoft.com/office/word/2016/wordml/cid" xmlns:w16="http://schemas.microsoft.com/office/word/2018/wordml" xmlns:w16sdtdh="http://schemas.microsoft.com/office/word/2020/wordml/sdtdatahash" xmlns:w16se="http://schemas.microsoft.com/office/word/2015/wordml/symex" xmlns:wpg="http://schemas.microsoft.com/office/word/2010/wordprocessingGroup" xmlns:wpi="http://schemas.microsoft.com/office/word/2010/wordprocessingInk" xmlns:wne="http://schemas.microsoft.com/office/word/2006/wordml" xmlns:wps="http://schemas.microsoft.com/office/word/2010/wordprocessingShape" mc:Ignorable="w14 w15 w16se w16cid w16 w16cex w16sdtdh wp14">
+  <w15:person w15:author="Gvadoskr">
+    <w15:presenceInfo w15:providerId="None" w15:userId="Gvadoskr"/>
+  </w15:person>
+</w15:people>
 </file>
 
 <file path=word/styles.xml><?xml version="1.0" encoding="utf-8"?>
@@ -14736,6 +17484,93 @@
       <w:lang w:eastAsia="ru-RU"/>
     </w:rPr>
   </w:style>
+  <w:style w:type="character" w:styleId="aff">
+    <w:name w:val="annotation reference"/>
+    <w:basedOn w:val="a0"/>
+    <w:uiPriority w:val="99"/>
+    <w:semiHidden/>
+    <w:unhideWhenUsed/>
+    <w:rsid w:val="00137D94"/>
+    <w:rPr>
+      <w:sz w:val="16"/>
+      <w:szCs w:val="16"/>
+    </w:rPr>
+  </w:style>
+  <w:style w:type="paragraph" w:styleId="aff0">
+    <w:name w:val="annotation text"/>
+    <w:basedOn w:val="a"/>
+    <w:link w:val="aff1"/>
+    <w:uiPriority w:val="99"/>
+    <w:semiHidden/>
+    <w:unhideWhenUsed/>
+    <w:rsid w:val="00137D94"/>
+    <w:pPr>
+      <w:spacing w:line="240" w:lineRule="auto"/>
+    </w:pPr>
+    <w:rPr>
+      <w:sz w:val="20"/>
+      <w:szCs w:val="20"/>
+    </w:rPr>
+  </w:style>
+  <w:style w:type="character" w:customStyle="1" w:styleId="aff1">
+    <w:name w:val="Текст примечания Знак"/>
+    <w:basedOn w:val="a0"/>
+    <w:link w:val="aff0"/>
+    <w:uiPriority w:val="99"/>
+    <w:semiHidden/>
+    <w:rsid w:val="00137D94"/>
+    <w:rPr>
+      <w:rFonts w:ascii="Calibri" w:eastAsia="Calibri" w:hAnsi="Calibri" w:cs="Times New Roman"/>
+      <w:sz w:val="20"/>
+      <w:szCs w:val="20"/>
+    </w:rPr>
+  </w:style>
+  <w:style w:type="paragraph" w:styleId="aff2">
+    <w:name w:val="annotation subject"/>
+    <w:basedOn w:val="aff0"/>
+    <w:next w:val="aff0"/>
+    <w:link w:val="aff3"/>
+    <w:uiPriority w:val="99"/>
+    <w:semiHidden/>
+    <w:unhideWhenUsed/>
+    <w:rsid w:val="00137D94"/>
+    <w:rPr>
+      <w:b/>
+      <w:bCs/>
+    </w:rPr>
+  </w:style>
+  <w:style w:type="character" w:customStyle="1" w:styleId="aff3">
+    <w:name w:val="Тема примечания Знак"/>
+    <w:basedOn w:val="aff1"/>
+    <w:link w:val="aff2"/>
+    <w:uiPriority w:val="99"/>
+    <w:semiHidden/>
+    <w:rsid w:val="00137D94"/>
+    <w:rPr>
+      <w:rFonts w:ascii="Calibri" w:eastAsia="Calibri" w:hAnsi="Calibri" w:cs="Times New Roman"/>
+      <w:b/>
+      <w:bCs/>
+      <w:sz w:val="20"/>
+      <w:szCs w:val="20"/>
+    </w:rPr>
+  </w:style>
+  <w:style w:type="paragraph" w:styleId="aff4">
+    <w:name w:val="Normal (Web)"/>
+    <w:basedOn w:val="a"/>
+    <w:uiPriority w:val="99"/>
+    <w:semiHidden/>
+    <w:unhideWhenUsed/>
+    <w:rsid w:val="00137D94"/>
+    <w:pPr>
+      <w:spacing w:before="100" w:beforeAutospacing="1" w:after="100" w:afterAutospacing="1" w:line="240" w:lineRule="auto"/>
+    </w:pPr>
+    <w:rPr>
+      <w:rFonts w:ascii="Times New Roman" w:eastAsia="Times New Roman" w:hAnsi="Times New Roman"/>
+      <w:sz w:val="24"/>
+      <w:szCs w:val="24"/>
+      <w:lang w:eastAsia="ru-RU"/>
+    </w:rPr>
+  </w:style>
 </w:styles>
 </file>
 
